--- a/Mô tả dự án.docx
+++ b/Mô tả dự án.docx
@@ -4,18 +4,14 @@
   <w:body>
     <w:p>
       <w:pPr>
-        <w:spacing w:line="240" w:lineRule="auto"/>
-        <w:jc w:val="center"/>
         <w:rPr>
           <w:b/>
-          <w:color w:val="4C94D8" w:themeColor="text2" w:themeTint="80"/>
         </w:rPr>
       </w:pPr>
       <w:proofErr w:type="spellStart"/>
       <w:r>
         <w:rPr>
           <w:b/>
-          <w:color w:val="4C94D8" w:themeColor="text2" w:themeTint="80"/>
         </w:rPr>
         <w:t>Mô</w:t>
       </w:r>
@@ -23,7 +19,6 @@
       <w:r>
         <w:rPr>
           <w:b/>
-          <w:color w:val="4C94D8" w:themeColor="text2" w:themeTint="80"/>
         </w:rPr>
         <w:t xml:space="preserve"> </w:t>
       </w:r>
@@ -31,7 +26,6 @@
       <w:r>
         <w:rPr>
           <w:b/>
-          <w:color w:val="4C94D8" w:themeColor="text2" w:themeTint="80"/>
         </w:rPr>
         <w:t>tả</w:t>
       </w:r>
@@ -39,7 +33,6 @@
       <w:r>
         <w:rPr>
           <w:b/>
-          <w:color w:val="4C94D8" w:themeColor="text2" w:themeTint="80"/>
         </w:rPr>
         <w:t xml:space="preserve"> </w:t>
       </w:r>
@@ -47,7 +40,6 @@
       <w:r>
         <w:rPr>
           <w:b/>
-          <w:color w:val="4C94D8" w:themeColor="text2" w:themeTint="80"/>
         </w:rPr>
         <w:t>dự</w:t>
       </w:r>
@@ -55,7 +47,6 @@
       <w:r>
         <w:rPr>
           <w:b/>
-          <w:color w:val="4C94D8" w:themeColor="text2" w:themeTint="80"/>
         </w:rPr>
         <w:t xml:space="preserve"> </w:t>
       </w:r>
@@ -63,16 +54,12 @@
       <w:r>
         <w:rPr>
           <w:b/>
-          <w:color w:val="4C94D8" w:themeColor="text2" w:themeTint="80"/>
         </w:rPr>
         <w:t>án</w:t>
       </w:r>
       <w:proofErr w:type="spellEnd"/>
     </w:p>
     <w:p>
-      <w:pPr>
-        <w:spacing w:line="240" w:lineRule="auto"/>
-      </w:pPr>
       <w:proofErr w:type="spellStart"/>
       <w:r>
         <w:rPr>
@@ -116,12 +103,11 @@
         <w:t>:</w:t>
       </w:r>
       <w:r>
-        <w:t xml:space="preserve"> Personal Portfolio Website (Template-Based)</w:t>
+        <w:t xml:space="preserve"> Personal Portfolio Website (Framework-Based)</w:t>
       </w:r>
     </w:p>
     <w:p>
       <w:pPr>
-        <w:spacing w:line="240" w:lineRule="auto"/>
         <w:rPr>
           <w:b/>
         </w:rPr>
@@ -150,9 +136,6 @@
       <w:proofErr w:type="spellEnd"/>
     </w:p>
     <w:p>
-      <w:pPr>
-        <w:spacing w:line="240" w:lineRule="auto"/>
-      </w:pPr>
       <w:proofErr w:type="spellStart"/>
       <w:r>
         <w:t>Đây</w:t>
@@ -219,15 +202,31 @@
       </w:r>
       <w:proofErr w:type="spellStart"/>
       <w:r>
-        <w:t>dựa</w:t>
-      </w:r>
-      <w:proofErr w:type="spellEnd"/>
-      <w:r>
-        <w:t xml:space="preserve"> </w:t>
-      </w:r>
-      <w:proofErr w:type="spellStart"/>
-      <w:r>
-        <w:t>trên</w:t>
+        <w:t>bằng</w:t>
+      </w:r>
+      <w:proofErr w:type="spellEnd"/>
+      <w:r>
+        <w:t xml:space="preserve"> </w:t>
+      </w:r>
+      <w:proofErr w:type="spellStart"/>
+      <w:r>
+        <w:t>cách</w:t>
+      </w:r>
+      <w:proofErr w:type="spellEnd"/>
+      <w:r>
+        <w:t xml:space="preserve"> </w:t>
+      </w:r>
+      <w:proofErr w:type="spellStart"/>
+      <w:r>
+        <w:t>sử</w:t>
+      </w:r>
+      <w:proofErr w:type="spellEnd"/>
+      <w:r>
+        <w:t xml:space="preserve"> </w:t>
+      </w:r>
+      <w:proofErr w:type="spellStart"/>
+      <w:r>
+        <w:t>dụng</w:t>
       </w:r>
       <w:proofErr w:type="spellEnd"/>
       <w:r>
@@ -239,15 +238,7 @@
       </w:r>
       <w:proofErr w:type="spellEnd"/>
       <w:r>
-        <w:t xml:space="preserve"> </w:t>
-      </w:r>
-      <w:proofErr w:type="spellStart"/>
-      <w:r>
-        <w:t>mẫu</w:t>
-      </w:r>
-      <w:proofErr w:type="spellEnd"/>
-      <w:r>
-        <w:t xml:space="preserve"> </w:t>
+        <w:t xml:space="preserve"> framework </w:t>
       </w:r>
       <w:proofErr w:type="spellStart"/>
       <w:r>
@@ -263,31 +254,87 @@
       </w:r>
       <w:proofErr w:type="spellEnd"/>
       <w:r>
-        <w:t xml:space="preserve"> </w:t>
-      </w:r>
-      <w:proofErr w:type="spellStart"/>
-      <w:r>
-        <w:t>có</w:t>
-      </w:r>
-      <w:proofErr w:type="spellEnd"/>
-      <w:r>
-        <w:t xml:space="preserve"> </w:t>
-      </w:r>
-      <w:proofErr w:type="spellStart"/>
-      <w:r>
-        <w:t>sẵn</w:t>
-      </w:r>
-      <w:proofErr w:type="spellEnd"/>
-      <w:r>
-        <w:t xml:space="preserve">. Trong </w:t>
-      </w:r>
-      <w:proofErr w:type="spellStart"/>
-      <w:r>
-        <w:t>quá</w:t>
-      </w:r>
-      <w:proofErr w:type="spellEnd"/>
-      <w:r>
-        <w:t xml:space="preserve"> </w:t>
+        <w:t xml:space="preserve"> (Bootstrap 5). </w:t>
+      </w:r>
+      <w:proofErr w:type="spellStart"/>
+      <w:r>
+        <w:t>Mục</w:t>
+      </w:r>
+      <w:proofErr w:type="spellEnd"/>
+      <w:r>
+        <w:t xml:space="preserve"> </w:t>
+      </w:r>
+      <w:proofErr w:type="spellStart"/>
+      <w:r>
+        <w:t>tiêu</w:t>
+      </w:r>
+      <w:proofErr w:type="spellEnd"/>
+      <w:r>
+        <w:t xml:space="preserve"> </w:t>
+      </w:r>
+      <w:proofErr w:type="spellStart"/>
+      <w:r>
+        <w:t>của</w:t>
+      </w:r>
+      <w:proofErr w:type="spellEnd"/>
+      <w:r>
+        <w:t xml:space="preserve"> </w:t>
+      </w:r>
+      <w:proofErr w:type="spellStart"/>
+      <w:r>
+        <w:t>dự</w:t>
+      </w:r>
+      <w:proofErr w:type="spellEnd"/>
+      <w:r>
+        <w:t xml:space="preserve"> </w:t>
+      </w:r>
+      <w:proofErr w:type="spellStart"/>
+      <w:r>
+        <w:t>án</w:t>
+      </w:r>
+      <w:proofErr w:type="spellEnd"/>
+      <w:r>
+        <w:t xml:space="preserve"> </w:t>
+      </w:r>
+      <w:proofErr w:type="spellStart"/>
+      <w:r>
+        <w:t>là</w:t>
+      </w:r>
+      <w:proofErr w:type="spellEnd"/>
+      <w:r>
+        <w:t xml:space="preserve"> </w:t>
+      </w:r>
+      <w:proofErr w:type="spellStart"/>
+      <w:r>
+        <w:t>giới</w:t>
+      </w:r>
+      <w:proofErr w:type="spellEnd"/>
+      <w:r>
+        <w:t xml:space="preserve"> </w:t>
+      </w:r>
+      <w:proofErr w:type="spellStart"/>
+      <w:r>
+        <w:t>thiệu</w:t>
+      </w:r>
+      <w:proofErr w:type="spellEnd"/>
+      <w:r>
+        <w:t xml:space="preserve"> </w:t>
+      </w:r>
+      <w:proofErr w:type="spellStart"/>
+      <w:r>
+        <w:t>bản</w:t>
+      </w:r>
+      <w:proofErr w:type="spellEnd"/>
+      <w:r>
+        <w:t xml:space="preserve"> </w:t>
+      </w:r>
+      <w:proofErr w:type="spellStart"/>
+      <w:r>
+        <w:t>thân</w:t>
+      </w:r>
+      <w:proofErr w:type="spellEnd"/>
+      <w:r>
+        <w:t xml:space="preserve">, </w:t>
       </w:r>
       <w:proofErr w:type="spellStart"/>
       <w:r>
@@ -299,6 +346,62 @@
       </w:r>
       <w:proofErr w:type="spellStart"/>
       <w:r>
+        <w:t>bày</w:t>
+      </w:r>
+      <w:proofErr w:type="spellEnd"/>
+      <w:r>
+        <w:t xml:space="preserve"> </w:t>
+      </w:r>
+      <w:proofErr w:type="spellStart"/>
+      <w:r>
+        <w:t>các</w:t>
+      </w:r>
+      <w:proofErr w:type="spellEnd"/>
+      <w:r>
+        <w:t xml:space="preserve"> </w:t>
+      </w:r>
+      <w:proofErr w:type="spellStart"/>
+      <w:r>
+        <w:t>kỹ</w:t>
+      </w:r>
+      <w:proofErr w:type="spellEnd"/>
+      <w:r>
+        <w:t xml:space="preserve"> </w:t>
+      </w:r>
+      <w:proofErr w:type="spellStart"/>
+      <w:r>
+        <w:t>năng</w:t>
+      </w:r>
+      <w:proofErr w:type="spellEnd"/>
+      <w:r>
+        <w:t xml:space="preserve">, </w:t>
+      </w:r>
+      <w:proofErr w:type="spellStart"/>
+      <w:r>
+        <w:t>dự</w:t>
+      </w:r>
+      <w:proofErr w:type="spellEnd"/>
+      <w:r>
+        <w:t xml:space="preserve"> </w:t>
+      </w:r>
+      <w:proofErr w:type="spellStart"/>
+      <w:r>
+        <w:t>án</w:t>
+      </w:r>
+      <w:proofErr w:type="spellEnd"/>
+      <w:r>
+        <w:t xml:space="preserve"> </w:t>
+      </w:r>
+      <w:proofErr w:type="spellStart"/>
+      <w:r>
+        <w:t>đã</w:t>
+      </w:r>
+      <w:proofErr w:type="spellEnd"/>
+      <w:r>
+        <w:t xml:space="preserve"> </w:t>
+      </w:r>
+      <w:proofErr w:type="spellStart"/>
+      <w:r>
         <w:t>thực</w:t>
       </w:r>
       <w:proofErr w:type="spellEnd"/>
@@ -311,35 +414,115 @@
       </w:r>
       <w:proofErr w:type="spellEnd"/>
       <w:r>
+        <w:t xml:space="preserve"> </w:t>
+      </w:r>
+      <w:proofErr w:type="spellStart"/>
+      <w:r>
+        <w:t>và</w:t>
+      </w:r>
+      <w:proofErr w:type="spellEnd"/>
+      <w:r>
+        <w:t xml:space="preserve"> </w:t>
+      </w:r>
+      <w:proofErr w:type="spellStart"/>
+      <w:r>
+        <w:t>cung</w:t>
+      </w:r>
+      <w:proofErr w:type="spellEnd"/>
+      <w:r>
+        <w:t xml:space="preserve"> </w:t>
+      </w:r>
+      <w:proofErr w:type="spellStart"/>
+      <w:r>
+        <w:t>cấp</w:t>
+      </w:r>
+      <w:proofErr w:type="spellEnd"/>
+      <w:r>
+        <w:t xml:space="preserve"> </w:t>
+      </w:r>
+      <w:proofErr w:type="spellStart"/>
+      <w:r>
+        <w:t>thông</w:t>
+      </w:r>
+      <w:proofErr w:type="spellEnd"/>
+      <w:r>
+        <w:t xml:space="preserve"> tin </w:t>
+      </w:r>
+      <w:proofErr w:type="spellStart"/>
+      <w:r>
+        <w:t>liên</w:t>
+      </w:r>
+      <w:proofErr w:type="spellEnd"/>
+      <w:r>
+        <w:t xml:space="preserve"> </w:t>
+      </w:r>
+      <w:proofErr w:type="spellStart"/>
+      <w:r>
+        <w:t>hệ</w:t>
+      </w:r>
+      <w:proofErr w:type="spellEnd"/>
+      <w:r>
+        <w:t xml:space="preserve"> </w:t>
+      </w:r>
+      <w:proofErr w:type="spellStart"/>
+      <w:r>
+        <w:t>thông</w:t>
+      </w:r>
+      <w:proofErr w:type="spellEnd"/>
+      <w:r>
+        <w:t xml:space="preserve"> qua </w:t>
+      </w:r>
+      <w:proofErr w:type="spellStart"/>
+      <w:r>
+        <w:t>một</w:t>
+      </w:r>
+      <w:proofErr w:type="spellEnd"/>
+      <w:r>
+        <w:t xml:space="preserve"> </w:t>
+      </w:r>
+      <w:proofErr w:type="spellStart"/>
+      <w:r>
+        <w:t>giao</w:t>
+      </w:r>
+      <w:proofErr w:type="spellEnd"/>
+      <w:r>
+        <w:t xml:space="preserve"> </w:t>
+      </w:r>
+      <w:proofErr w:type="spellStart"/>
+      <w:r>
+        <w:t>diện</w:t>
+      </w:r>
+      <w:proofErr w:type="spellEnd"/>
+      <w:r>
+        <w:t xml:space="preserve"> </w:t>
+      </w:r>
+      <w:proofErr w:type="spellStart"/>
+      <w:r>
+        <w:t>hiện</w:t>
+      </w:r>
+      <w:proofErr w:type="spellEnd"/>
+      <w:r>
+        <w:t xml:space="preserve"> </w:t>
+      </w:r>
+      <w:proofErr w:type="spellStart"/>
+      <w:r>
+        <w:t>đại</w:t>
+      </w:r>
+      <w:proofErr w:type="spellEnd"/>
+      <w:r>
         <w:t xml:space="preserve">, </w:t>
       </w:r>
       <w:proofErr w:type="spellStart"/>
       <w:r>
-        <w:t>tôi</w:t>
-      </w:r>
-      <w:proofErr w:type="spellEnd"/>
-      <w:r>
-        <w:t xml:space="preserve"> </w:t>
-      </w:r>
-      <w:proofErr w:type="spellStart"/>
-      <w:r>
-        <w:t>đã</w:t>
-      </w:r>
-      <w:proofErr w:type="spellEnd"/>
-      <w:r>
-        <w:t xml:space="preserve"> </w:t>
-      </w:r>
-      <w:proofErr w:type="spellStart"/>
-      <w:r>
-        <w:t>chỉnh</w:t>
-      </w:r>
-      <w:proofErr w:type="spellEnd"/>
-      <w:r>
-        <w:t xml:space="preserve"> </w:t>
-      </w:r>
-      <w:proofErr w:type="spellStart"/>
-      <w:r>
-        <w:t>sửa</w:t>
+        <w:t>trực</w:t>
+      </w:r>
+      <w:proofErr w:type="spellEnd"/>
+      <w:r>
+        <w:t xml:space="preserve"> </w:t>
+      </w:r>
+      <w:proofErr w:type="spellStart"/>
+      <w:r>
+        <w:t>quan</w:t>
       </w:r>
       <w:proofErr w:type="spellEnd"/>
       <w:r>
@@ -355,399 +538,23 @@
       </w:r>
       <w:proofErr w:type="spellStart"/>
       <w:r>
-        <w:t>tùy</w:t>
-      </w:r>
-      <w:proofErr w:type="spellEnd"/>
-      <w:r>
-        <w:t xml:space="preserve"> </w:t>
-      </w:r>
-      <w:proofErr w:type="spellStart"/>
-      <w:r>
-        <w:t>biến</w:t>
-      </w:r>
-      <w:proofErr w:type="spellEnd"/>
-      <w:r>
-        <w:t xml:space="preserve"> </w:t>
-      </w:r>
-      <w:proofErr w:type="spellStart"/>
-      <w:r>
-        <w:t>giao</w:t>
-      </w:r>
-      <w:proofErr w:type="spellEnd"/>
-      <w:r>
-        <w:t xml:space="preserve"> </w:t>
-      </w:r>
-      <w:proofErr w:type="spellStart"/>
-      <w:r>
-        <w:t>diện</w:t>
-      </w:r>
-      <w:proofErr w:type="spellEnd"/>
-      <w:r>
-        <w:t xml:space="preserve"> </w:t>
-      </w:r>
-      <w:proofErr w:type="spellStart"/>
-      <w:r>
-        <w:t>bằng</w:t>
-      </w:r>
-      <w:proofErr w:type="spellEnd"/>
-      <w:r>
-        <w:t xml:space="preserve"> HTML5, CSS3, Bootstrap 5 </w:t>
-      </w:r>
-      <w:proofErr w:type="spellStart"/>
-      <w:r>
-        <w:t>và</w:t>
-      </w:r>
-      <w:proofErr w:type="spellEnd"/>
-      <w:r>
-        <w:t xml:space="preserve"> JavaScript </w:t>
-      </w:r>
-      <w:proofErr w:type="spellStart"/>
-      <w:r>
-        <w:t>để</w:t>
-      </w:r>
-      <w:proofErr w:type="spellEnd"/>
-      <w:r>
-        <w:t xml:space="preserve"> </w:t>
-      </w:r>
-      <w:proofErr w:type="spellStart"/>
-      <w:r>
-        <w:t>tạo</w:t>
-      </w:r>
-      <w:proofErr w:type="spellEnd"/>
-      <w:r>
-        <w:t xml:space="preserve"> </w:t>
-      </w:r>
-      <w:proofErr w:type="spellStart"/>
-      <w:r>
-        <w:t>nên</w:t>
-      </w:r>
-      <w:proofErr w:type="spellEnd"/>
-      <w:r>
-        <w:t xml:space="preserve"> </w:t>
-      </w:r>
-      <w:proofErr w:type="spellStart"/>
-      <w:r>
-        <w:t>một</w:t>
-      </w:r>
-      <w:proofErr w:type="spellEnd"/>
-      <w:r>
-        <w:t xml:space="preserve"> website </w:t>
-      </w:r>
-      <w:proofErr w:type="spellStart"/>
-      <w:r>
-        <w:t>mang</w:t>
-      </w:r>
-      <w:proofErr w:type="spellEnd"/>
-      <w:r>
-        <w:t xml:space="preserve"> </w:t>
-      </w:r>
-      <w:proofErr w:type="spellStart"/>
-      <w:r>
-        <w:t>phong</w:t>
-      </w:r>
-      <w:proofErr w:type="spellEnd"/>
-      <w:r>
-        <w:t xml:space="preserve"> </w:t>
-      </w:r>
-      <w:proofErr w:type="spellStart"/>
-      <w:r>
-        <w:t>cách</w:t>
-      </w:r>
-      <w:proofErr w:type="spellEnd"/>
-      <w:r>
-        <w:t xml:space="preserve"> </w:t>
-      </w:r>
-      <w:proofErr w:type="spellStart"/>
-      <w:r>
-        <w:t>riêng</w:t>
-      </w:r>
-      <w:proofErr w:type="spellEnd"/>
-      <w:r>
-        <w:t xml:space="preserve">. </w:t>
-      </w:r>
-      <w:proofErr w:type="spellStart"/>
-      <w:r>
-        <w:t>Mục</w:t>
-      </w:r>
-      <w:proofErr w:type="spellEnd"/>
-      <w:r>
-        <w:t xml:space="preserve"> </w:t>
-      </w:r>
-      <w:proofErr w:type="spellStart"/>
-      <w:r>
-        <w:t>tiêu</w:t>
-      </w:r>
-      <w:proofErr w:type="spellEnd"/>
-      <w:r>
-        <w:t xml:space="preserve"> </w:t>
-      </w:r>
-      <w:proofErr w:type="spellStart"/>
-      <w:r>
-        <w:t>của</w:t>
-      </w:r>
-      <w:proofErr w:type="spellEnd"/>
-      <w:r>
-        <w:t xml:space="preserve"> </w:t>
-      </w:r>
-      <w:proofErr w:type="spellStart"/>
-      <w:r>
-        <w:t>dự</w:t>
-      </w:r>
-      <w:proofErr w:type="spellEnd"/>
-      <w:r>
-        <w:t xml:space="preserve"> </w:t>
-      </w:r>
-      <w:proofErr w:type="spellStart"/>
-      <w:r>
-        <w:t>án</w:t>
-      </w:r>
-      <w:proofErr w:type="spellEnd"/>
-      <w:r>
-        <w:t xml:space="preserve"> </w:t>
-      </w:r>
-      <w:proofErr w:type="spellStart"/>
-      <w:r>
-        <w:t>là</w:t>
-      </w:r>
-      <w:proofErr w:type="spellEnd"/>
-      <w:r>
-        <w:t xml:space="preserve"> </w:t>
-      </w:r>
-      <w:proofErr w:type="spellStart"/>
-      <w:r>
-        <w:t>giới</w:t>
-      </w:r>
-      <w:proofErr w:type="spellEnd"/>
-      <w:r>
-        <w:t xml:space="preserve"> </w:t>
-      </w:r>
-      <w:proofErr w:type="spellStart"/>
-      <w:r>
-        <w:t>thiệu</w:t>
-      </w:r>
-      <w:proofErr w:type="spellEnd"/>
-      <w:r>
-        <w:t xml:space="preserve"> </w:t>
-      </w:r>
-      <w:proofErr w:type="spellStart"/>
-      <w:r>
-        <w:t>bản</w:t>
-      </w:r>
-      <w:proofErr w:type="spellEnd"/>
-      <w:r>
-        <w:t xml:space="preserve"> </w:t>
-      </w:r>
-      <w:proofErr w:type="spellStart"/>
-      <w:r>
-        <w:t>thân</w:t>
-      </w:r>
-      <w:proofErr w:type="spellEnd"/>
-      <w:r>
-        <w:t xml:space="preserve">, </w:t>
-      </w:r>
-      <w:proofErr w:type="spellStart"/>
-      <w:r>
-        <w:t>trình</w:t>
-      </w:r>
-      <w:proofErr w:type="spellEnd"/>
-      <w:r>
-        <w:t xml:space="preserve"> </w:t>
-      </w:r>
-      <w:proofErr w:type="spellStart"/>
-      <w:r>
-        <w:t>bày</w:t>
-      </w:r>
-      <w:proofErr w:type="spellEnd"/>
-      <w:r>
-        <w:t xml:space="preserve"> </w:t>
-      </w:r>
-      <w:proofErr w:type="spellStart"/>
-      <w:r>
-        <w:t>các</w:t>
-      </w:r>
-      <w:proofErr w:type="spellEnd"/>
-      <w:r>
-        <w:t xml:space="preserve"> </w:t>
-      </w:r>
-      <w:proofErr w:type="spellStart"/>
-      <w:r>
-        <w:t>kỹ</w:t>
-      </w:r>
-      <w:proofErr w:type="spellEnd"/>
-      <w:r>
-        <w:t xml:space="preserve"> </w:t>
-      </w:r>
-      <w:proofErr w:type="spellStart"/>
-      <w:r>
-        <w:t>năng</w:t>
-      </w:r>
-      <w:proofErr w:type="spellEnd"/>
-      <w:r>
-        <w:t xml:space="preserve">, </w:t>
-      </w:r>
-      <w:proofErr w:type="spellStart"/>
-      <w:r>
-        <w:t>các</w:t>
-      </w:r>
-      <w:proofErr w:type="spellEnd"/>
-      <w:r>
-        <w:t xml:space="preserve"> </w:t>
-      </w:r>
-      <w:proofErr w:type="spellStart"/>
-      <w:r>
-        <w:t>dự</w:t>
-      </w:r>
-      <w:proofErr w:type="spellEnd"/>
-      <w:r>
-        <w:t xml:space="preserve"> </w:t>
-      </w:r>
-      <w:proofErr w:type="spellStart"/>
-      <w:r>
-        <w:t>án</w:t>
-      </w:r>
-      <w:proofErr w:type="spellEnd"/>
-      <w:r>
-        <w:t xml:space="preserve"> </w:t>
-      </w:r>
-      <w:proofErr w:type="spellStart"/>
-      <w:r>
-        <w:t>đã</w:t>
-      </w:r>
-      <w:proofErr w:type="spellEnd"/>
-      <w:r>
-        <w:t xml:space="preserve"> </w:t>
-      </w:r>
-      <w:proofErr w:type="spellStart"/>
-      <w:r>
-        <w:t>thực</w:t>
-      </w:r>
-      <w:proofErr w:type="spellEnd"/>
-      <w:r>
-        <w:t xml:space="preserve"> </w:t>
-      </w:r>
-      <w:proofErr w:type="spellStart"/>
-      <w:r>
-        <w:t>hiện</w:t>
-      </w:r>
-      <w:proofErr w:type="spellEnd"/>
-      <w:r>
-        <w:t xml:space="preserve"> </w:t>
-      </w:r>
-      <w:proofErr w:type="spellStart"/>
-      <w:r>
-        <w:t>và</w:t>
-      </w:r>
-      <w:proofErr w:type="spellEnd"/>
-      <w:r>
-        <w:t xml:space="preserve"> </w:t>
-      </w:r>
-      <w:proofErr w:type="spellStart"/>
-      <w:r>
-        <w:t>cung</w:t>
-      </w:r>
-      <w:proofErr w:type="spellEnd"/>
-      <w:r>
-        <w:t xml:space="preserve"> </w:t>
-      </w:r>
-      <w:proofErr w:type="spellStart"/>
-      <w:r>
-        <w:t>cấp</w:t>
-      </w:r>
-      <w:proofErr w:type="spellEnd"/>
-      <w:r>
-        <w:t xml:space="preserve"> </w:t>
-      </w:r>
-      <w:proofErr w:type="spellStart"/>
-      <w:r>
-        <w:t>thông</w:t>
-      </w:r>
-      <w:proofErr w:type="spellEnd"/>
-      <w:r>
-        <w:t xml:space="preserve"> tin </w:t>
-      </w:r>
-      <w:proofErr w:type="spellStart"/>
-      <w:r>
-        <w:t>liên</w:t>
-      </w:r>
-      <w:proofErr w:type="spellEnd"/>
-      <w:r>
-        <w:t xml:space="preserve"> </w:t>
-      </w:r>
-      <w:proofErr w:type="spellStart"/>
-      <w:r>
-        <w:t>hệ</w:t>
-      </w:r>
-      <w:proofErr w:type="spellEnd"/>
-      <w:r>
-        <w:t xml:space="preserve"> </w:t>
-      </w:r>
-      <w:proofErr w:type="spellStart"/>
-      <w:r>
-        <w:t>một</w:t>
-      </w:r>
-      <w:proofErr w:type="spellEnd"/>
-      <w:r>
-        <w:t xml:space="preserve"> </w:t>
-      </w:r>
-      <w:proofErr w:type="spellStart"/>
-      <w:r>
-        <w:t>cách</w:t>
-      </w:r>
-      <w:proofErr w:type="spellEnd"/>
-      <w:r>
-        <w:t xml:space="preserve"> </w:t>
-      </w:r>
-      <w:proofErr w:type="spellStart"/>
-      <w:r>
-        <w:t>rõ</w:t>
-      </w:r>
-      <w:proofErr w:type="spellEnd"/>
-      <w:r>
-        <w:t xml:space="preserve"> </w:t>
-      </w:r>
-      <w:proofErr w:type="spellStart"/>
-      <w:r>
-        <w:t>ràng</w:t>
-      </w:r>
-      <w:proofErr w:type="spellEnd"/>
-      <w:r>
-        <w:t xml:space="preserve">, </w:t>
-      </w:r>
-      <w:proofErr w:type="spellStart"/>
-      <w:r>
-        <w:t>trực</w:t>
-      </w:r>
-      <w:proofErr w:type="spellEnd"/>
-      <w:r>
-        <w:t xml:space="preserve"> </w:t>
-      </w:r>
-      <w:proofErr w:type="spellStart"/>
-      <w:r>
-        <w:t>quan</w:t>
-      </w:r>
-      <w:proofErr w:type="spellEnd"/>
-      <w:r>
-        <w:t xml:space="preserve"> </w:t>
-      </w:r>
-      <w:proofErr w:type="spellStart"/>
-      <w:r>
-        <w:t>và</w:t>
-      </w:r>
-      <w:proofErr w:type="spellEnd"/>
-      <w:r>
-        <w:t xml:space="preserve"> </w:t>
-      </w:r>
-      <w:proofErr w:type="spellStart"/>
-      <w:r>
-        <w:t>chuyên</w:t>
-      </w:r>
-      <w:proofErr w:type="spellEnd"/>
-      <w:r>
-        <w:t xml:space="preserve"> </w:t>
-      </w:r>
-      <w:proofErr w:type="spellStart"/>
-      <w:r>
-        <w:t>nghiệp</w:t>
+        <w:t>dễ</w:t>
+      </w:r>
+      <w:proofErr w:type="spellEnd"/>
+      <w:r>
+        <w:t xml:space="preserve"> </w:t>
+      </w:r>
+      <w:proofErr w:type="spellStart"/>
+      <w:r>
+        <w:t>sử</w:t>
+      </w:r>
+      <w:proofErr w:type="spellEnd"/>
+      <w:r>
+        <w:t xml:space="preserve"> </w:t>
+      </w:r>
+      <w:proofErr w:type="spellStart"/>
+      <w:r>
+        <w:t>dụng</w:t>
       </w:r>
       <w:proofErr w:type="spellEnd"/>
       <w:r>
@@ -755,31 +562,164 @@
       </w:r>
     </w:p>
     <w:p>
-      <w:pPr>
-        <w:spacing w:line="240" w:lineRule="auto"/>
-      </w:pPr>
-      <w:r>
-        <w:t xml:space="preserve">Website </w:t>
-      </w:r>
-      <w:proofErr w:type="spellStart"/>
-      <w:r>
-        <w:t>được</w:t>
-      </w:r>
-      <w:proofErr w:type="spellEnd"/>
-      <w:r>
-        <w:t xml:space="preserve"> </w:t>
-      </w:r>
-      <w:proofErr w:type="spellStart"/>
-      <w:r>
-        <w:t>thiết</w:t>
-      </w:r>
-      <w:proofErr w:type="spellEnd"/>
-      <w:r>
-        <w:t xml:space="preserve"> </w:t>
-      </w:r>
-      <w:proofErr w:type="spellStart"/>
-      <w:r>
-        <w:t>kế</w:t>
+      <w:r>
+        <w:t xml:space="preserve">Trong </w:t>
+      </w:r>
+      <w:proofErr w:type="spellStart"/>
+      <w:r>
+        <w:t>quá</w:t>
+      </w:r>
+      <w:proofErr w:type="spellEnd"/>
+      <w:r>
+        <w:t xml:space="preserve"> </w:t>
+      </w:r>
+      <w:proofErr w:type="spellStart"/>
+      <w:r>
+        <w:t>trình</w:t>
+      </w:r>
+      <w:proofErr w:type="spellEnd"/>
+      <w:r>
+        <w:t xml:space="preserve"> </w:t>
+      </w:r>
+      <w:proofErr w:type="spellStart"/>
+      <w:r>
+        <w:t>thực</w:t>
+      </w:r>
+      <w:proofErr w:type="spellEnd"/>
+      <w:r>
+        <w:t xml:space="preserve"> </w:t>
+      </w:r>
+      <w:proofErr w:type="spellStart"/>
+      <w:r>
+        <w:t>hiện</w:t>
+      </w:r>
+      <w:proofErr w:type="spellEnd"/>
+      <w:r>
+        <w:t xml:space="preserve">, </w:t>
+      </w:r>
+      <w:proofErr w:type="spellStart"/>
+      <w:r>
+        <w:t>tôi</w:t>
+      </w:r>
+      <w:proofErr w:type="spellEnd"/>
+      <w:r>
+        <w:t xml:space="preserve"> </w:t>
+      </w:r>
+      <w:proofErr w:type="spellStart"/>
+      <w:r>
+        <w:t>đã</w:t>
+      </w:r>
+      <w:proofErr w:type="spellEnd"/>
+      <w:r>
+        <w:t xml:space="preserve"> </w:t>
+      </w:r>
+      <w:proofErr w:type="spellStart"/>
+      <w:r>
+        <w:t>tận</w:t>
+      </w:r>
+      <w:proofErr w:type="spellEnd"/>
+      <w:r>
+        <w:t xml:space="preserve"> </w:t>
+      </w:r>
+      <w:proofErr w:type="spellStart"/>
+      <w:r>
+        <w:t>dụng</w:t>
+      </w:r>
+      <w:proofErr w:type="spellEnd"/>
+      <w:r>
+        <w:t xml:space="preserve"> </w:t>
+      </w:r>
+      <w:proofErr w:type="spellStart"/>
+      <w:r>
+        <w:t>các</w:t>
+      </w:r>
+      <w:proofErr w:type="spellEnd"/>
+      <w:r>
+        <w:t xml:space="preserve"> </w:t>
+      </w:r>
+      <w:proofErr w:type="spellStart"/>
+      <w:r>
+        <w:t>thành</w:t>
+      </w:r>
+      <w:proofErr w:type="spellEnd"/>
+      <w:r>
+        <w:t xml:space="preserve"> </w:t>
+      </w:r>
+      <w:proofErr w:type="spellStart"/>
+      <w:r>
+        <w:t>phần</w:t>
+      </w:r>
+      <w:proofErr w:type="spellEnd"/>
+      <w:r>
+        <w:t xml:space="preserve"> </w:t>
+      </w:r>
+      <w:proofErr w:type="spellStart"/>
+      <w:r>
+        <w:t>có</w:t>
+      </w:r>
+      <w:proofErr w:type="spellEnd"/>
+      <w:r>
+        <w:t xml:space="preserve"> </w:t>
+      </w:r>
+      <w:proofErr w:type="spellStart"/>
+      <w:r>
+        <w:t>sẵn</w:t>
+      </w:r>
+      <w:proofErr w:type="spellEnd"/>
+      <w:r>
+        <w:t xml:space="preserve"> </w:t>
+      </w:r>
+      <w:proofErr w:type="spellStart"/>
+      <w:r>
+        <w:t>của</w:t>
+      </w:r>
+      <w:proofErr w:type="spellEnd"/>
+      <w:r>
+        <w:t xml:space="preserve"> Bootstrap </w:t>
+      </w:r>
+      <w:proofErr w:type="spellStart"/>
+      <w:r>
+        <w:t>như</w:t>
+      </w:r>
+      <w:proofErr w:type="spellEnd"/>
+      <w:r>
+        <w:t xml:space="preserve"> Navbar, Grid System, Cards, Buttons </w:t>
+      </w:r>
+      <w:proofErr w:type="spellStart"/>
+      <w:r>
+        <w:t>và</w:t>
+      </w:r>
+      <w:proofErr w:type="spellEnd"/>
+      <w:r>
+        <w:t xml:space="preserve"> Forms, </w:t>
+      </w:r>
+      <w:proofErr w:type="spellStart"/>
+      <w:r>
+        <w:t>đồng</w:t>
+      </w:r>
+      <w:proofErr w:type="spellEnd"/>
+      <w:r>
+        <w:t xml:space="preserve"> </w:t>
+      </w:r>
+      <w:proofErr w:type="spellStart"/>
+      <w:r>
+        <w:t>thời</w:t>
+      </w:r>
+      <w:proofErr w:type="spellEnd"/>
+      <w:r>
+        <w:t xml:space="preserve"> </w:t>
+      </w:r>
+      <w:proofErr w:type="spellStart"/>
+      <w:r>
+        <w:t>kết</w:t>
+      </w:r>
+      <w:proofErr w:type="spellEnd"/>
+      <w:r>
+        <w:t xml:space="preserve"> </w:t>
+      </w:r>
+      <w:proofErr w:type="spellStart"/>
+      <w:r>
+        <w:t>hợp</w:t>
       </w:r>
       <w:proofErr w:type="spellEnd"/>
       <w:r>
@@ -791,6 +731,38 @@
       </w:r>
       <w:proofErr w:type="spellEnd"/>
       <w:r>
+        <w:t xml:space="preserve"> HTML5, CSS3 </w:t>
+      </w:r>
+      <w:proofErr w:type="spellStart"/>
+      <w:r>
+        <w:t>và</w:t>
+      </w:r>
+      <w:proofErr w:type="spellEnd"/>
+      <w:r>
+        <w:t xml:space="preserve"> JavaScript </w:t>
+      </w:r>
+      <w:proofErr w:type="spellStart"/>
+      <w:r>
+        <w:t>để</w:t>
+      </w:r>
+      <w:proofErr w:type="spellEnd"/>
+      <w:r>
+        <w:t xml:space="preserve"> </w:t>
+      </w:r>
+      <w:proofErr w:type="spellStart"/>
+      <w:r>
+        <w:t>tùy</w:t>
+      </w:r>
+      <w:proofErr w:type="spellEnd"/>
+      <w:r>
+        <w:t xml:space="preserve"> </w:t>
+      </w:r>
+      <w:proofErr w:type="spellStart"/>
+      <w:r>
+        <w:t>chỉnh</w:t>
+      </w:r>
+      <w:proofErr w:type="spellEnd"/>
+      <w:r>
         <w:t xml:space="preserve"> </w:t>
       </w:r>
       <w:proofErr w:type="spellStart"/>
@@ -811,46 +783,6 @@
       </w:r>
       <w:proofErr w:type="spellStart"/>
       <w:r>
-        <w:t>hiện</w:t>
-      </w:r>
-      <w:proofErr w:type="spellEnd"/>
-      <w:r>
-        <w:t xml:space="preserve"> </w:t>
-      </w:r>
-      <w:proofErr w:type="spellStart"/>
-      <w:r>
-        <w:t>đại</w:t>
-      </w:r>
-      <w:proofErr w:type="spellEnd"/>
-      <w:r>
-        <w:t xml:space="preserve">, </w:t>
-      </w:r>
-      <w:proofErr w:type="spellStart"/>
-      <w:r>
-        <w:t>dễ</w:t>
-      </w:r>
-      <w:proofErr w:type="spellEnd"/>
-      <w:r>
-        <w:t xml:space="preserve"> </w:t>
-      </w:r>
-      <w:proofErr w:type="spellStart"/>
-      <w:r>
-        <w:t>sử</w:t>
-      </w:r>
-      <w:proofErr w:type="spellEnd"/>
-      <w:r>
-        <w:t xml:space="preserve"> </w:t>
-      </w:r>
-      <w:proofErr w:type="spellStart"/>
-      <w:r>
-        <w:t>dụng</w:t>
-      </w:r>
-      <w:proofErr w:type="spellEnd"/>
-      <w:r>
-        <w:t xml:space="preserve"> </w:t>
-      </w:r>
-      <w:proofErr w:type="spellStart"/>
-      <w:r>
         <w:t>và</w:t>
       </w:r>
       <w:proofErr w:type="spellEnd"/>
@@ -859,15 +791,23 @@
       </w:r>
       <w:proofErr w:type="spellStart"/>
       <w:r>
-        <w:t>có</w:t>
-      </w:r>
-      <w:proofErr w:type="spellEnd"/>
-      <w:r>
-        <w:t xml:space="preserve"> </w:t>
-      </w:r>
-      <w:proofErr w:type="spellStart"/>
-      <w:r>
-        <w:t>khả</w:t>
+        <w:t>bổ</w:t>
+      </w:r>
+      <w:proofErr w:type="spellEnd"/>
+      <w:r>
+        <w:t xml:space="preserve"> sung </w:t>
+      </w:r>
+      <w:proofErr w:type="spellStart"/>
+      <w:r>
+        <w:t>các</w:t>
+      </w:r>
+      <w:proofErr w:type="spellEnd"/>
+      <w:r>
+        <w:t xml:space="preserve"> </w:t>
+      </w:r>
+      <w:proofErr w:type="spellStart"/>
+      <w:r>
+        <w:t>tính</w:t>
       </w:r>
       <w:proofErr w:type="spellEnd"/>
       <w:r>
@@ -883,135 +823,63 @@
       </w:r>
       <w:proofErr w:type="spellStart"/>
       <w:r>
-        <w:t>hiển</w:t>
-      </w:r>
-      <w:proofErr w:type="spellEnd"/>
-      <w:r>
-        <w:t xml:space="preserve"> </w:t>
-      </w:r>
-      <w:proofErr w:type="spellStart"/>
-      <w:r>
-        <w:t>thị</w:t>
-      </w:r>
-      <w:proofErr w:type="spellEnd"/>
-      <w:r>
-        <w:t xml:space="preserve"> </w:t>
-      </w:r>
-      <w:proofErr w:type="spellStart"/>
-      <w:r>
-        <w:t>tốt</w:t>
-      </w:r>
-      <w:proofErr w:type="spellEnd"/>
-      <w:r>
-        <w:t xml:space="preserve"> </w:t>
-      </w:r>
-      <w:proofErr w:type="spellStart"/>
-      <w:r>
-        <w:t>trên</w:t>
-      </w:r>
-      <w:proofErr w:type="spellEnd"/>
-      <w:r>
-        <w:t xml:space="preserve"> </w:t>
-      </w:r>
-      <w:proofErr w:type="spellStart"/>
-      <w:r>
-        <w:t>nhiều</w:t>
-      </w:r>
-      <w:proofErr w:type="spellEnd"/>
-      <w:r>
-        <w:t xml:space="preserve"> </w:t>
-      </w:r>
-      <w:proofErr w:type="spellStart"/>
-      <w:r>
-        <w:t>loại</w:t>
-      </w:r>
-      <w:proofErr w:type="spellEnd"/>
-      <w:r>
-        <w:t xml:space="preserve"> </w:t>
-      </w:r>
-      <w:proofErr w:type="spellStart"/>
-      <w:r>
-        <w:t>thiết</w:t>
-      </w:r>
-      <w:proofErr w:type="spellEnd"/>
-      <w:r>
-        <w:t xml:space="preserve"> </w:t>
-      </w:r>
-      <w:proofErr w:type="spellStart"/>
-      <w:r>
-        <w:t>bị</w:t>
-      </w:r>
-      <w:proofErr w:type="spellEnd"/>
-      <w:r>
-        <w:t xml:space="preserve"> </w:t>
-      </w:r>
-      <w:proofErr w:type="spellStart"/>
-      <w:r>
-        <w:t>như</w:t>
-      </w:r>
-      <w:proofErr w:type="spellEnd"/>
-      <w:r>
-        <w:t xml:space="preserve"> </w:t>
-      </w:r>
-      <w:proofErr w:type="spellStart"/>
-      <w:r>
-        <w:t>máy</w:t>
-      </w:r>
-      <w:proofErr w:type="spellEnd"/>
-      <w:r>
-        <w:t xml:space="preserve"> </w:t>
-      </w:r>
-      <w:proofErr w:type="spellStart"/>
-      <w:r>
-        <w:t>tính</w:t>
-      </w:r>
-      <w:proofErr w:type="spellEnd"/>
-      <w:r>
-        <w:t xml:space="preserve">, </w:t>
-      </w:r>
-      <w:proofErr w:type="spellStart"/>
-      <w:r>
-        <w:t>máy</w:t>
-      </w:r>
-      <w:proofErr w:type="spellEnd"/>
-      <w:r>
-        <w:t xml:space="preserve"> </w:t>
-      </w:r>
-      <w:proofErr w:type="spellStart"/>
-      <w:r>
-        <w:t>tính</w:t>
-      </w:r>
-      <w:proofErr w:type="spellEnd"/>
-      <w:r>
-        <w:t xml:space="preserve"> </w:t>
-      </w:r>
-      <w:proofErr w:type="spellStart"/>
-      <w:r>
-        <w:t>bảng</w:t>
-      </w:r>
-      <w:proofErr w:type="spellEnd"/>
-      <w:r>
-        <w:t xml:space="preserve"> </w:t>
-      </w:r>
-      <w:proofErr w:type="spellStart"/>
-      <w:r>
-        <w:t>và</w:t>
-      </w:r>
-      <w:proofErr w:type="spellEnd"/>
-      <w:r>
-        <w:t xml:space="preserve"> </w:t>
-      </w:r>
-      <w:proofErr w:type="spellStart"/>
-      <w:r>
-        <w:t>điện</w:t>
-      </w:r>
-      <w:proofErr w:type="spellEnd"/>
-      <w:r>
-        <w:t xml:space="preserve"> </w:t>
-      </w:r>
-      <w:proofErr w:type="spellStart"/>
-      <w:r>
-        <w:t>thoại</w:t>
+        <w:t>phù</w:t>
+      </w:r>
+      <w:proofErr w:type="spellEnd"/>
+      <w:r>
+        <w:t xml:space="preserve"> </w:t>
+      </w:r>
+      <w:proofErr w:type="spellStart"/>
+      <w:r>
+        <w:t>hợp</w:t>
+      </w:r>
+      <w:proofErr w:type="spellEnd"/>
+      <w:r>
+        <w:t xml:space="preserve"> </w:t>
+      </w:r>
+      <w:proofErr w:type="spellStart"/>
+      <w:r>
+        <w:t>với</w:t>
+      </w:r>
+      <w:proofErr w:type="spellEnd"/>
+      <w:r>
+        <w:t xml:space="preserve"> </w:t>
+      </w:r>
+      <w:proofErr w:type="spellStart"/>
+      <w:r>
+        <w:t>yêu</w:t>
+      </w:r>
+      <w:proofErr w:type="spellEnd"/>
+      <w:r>
+        <w:t xml:space="preserve"> </w:t>
+      </w:r>
+      <w:proofErr w:type="spellStart"/>
+      <w:r>
+        <w:t>cầu</w:t>
+      </w:r>
+      <w:proofErr w:type="spellEnd"/>
+      <w:r>
+        <w:t xml:space="preserve"> </w:t>
+      </w:r>
+      <w:proofErr w:type="spellStart"/>
+      <w:r>
+        <w:t>của</w:t>
+      </w:r>
+      <w:proofErr w:type="spellEnd"/>
+      <w:r>
+        <w:t xml:space="preserve"> </w:t>
+      </w:r>
+      <w:proofErr w:type="spellStart"/>
+      <w:r>
+        <w:t>dự</w:t>
+      </w:r>
+      <w:proofErr w:type="spellEnd"/>
+      <w:r>
+        <w:t xml:space="preserve"> </w:t>
+      </w:r>
+      <w:proofErr w:type="spellStart"/>
+      <w:r>
+        <w:t>án</w:t>
       </w:r>
       <w:proofErr w:type="spellEnd"/>
       <w:r>
@@ -1020,7 +888,6 @@
     </w:p>
     <w:p>
       <w:pPr>
-        <w:spacing w:line="240" w:lineRule="auto"/>
         <w:rPr>
           <w:b/>
         </w:rPr>
@@ -1074,7 +941,6 @@
           <w:ilvl w:val="0"/>
           <w:numId w:val="1"/>
         </w:numPr>
-        <w:spacing w:line="240" w:lineRule="auto"/>
       </w:pPr>
       <w:r>
         <w:t xml:space="preserve">Trang </w:t>
@@ -1121,15 +987,15 @@
       </w:r>
       <w:proofErr w:type="spellStart"/>
       <w:r>
-        <w:t>ngắn</w:t>
-      </w:r>
-      <w:proofErr w:type="spellEnd"/>
-      <w:r>
-        <w:t xml:space="preserve"> </w:t>
-      </w:r>
-      <w:proofErr w:type="spellStart"/>
-      <w:r>
-        <w:t>gọn</w:t>
+        <w:t>bản</w:t>
+      </w:r>
+      <w:proofErr w:type="spellEnd"/>
+      <w:r>
+        <w:t xml:space="preserve"> </w:t>
+      </w:r>
+      <w:proofErr w:type="spellStart"/>
+      <w:r>
+        <w:t>thân</w:t>
       </w:r>
       <w:proofErr w:type="spellEnd"/>
       <w:r>
@@ -1142,7 +1008,6 @@
           <w:ilvl w:val="0"/>
           <w:numId w:val="1"/>
         </w:numPr>
-        <w:spacing w:line="240" w:lineRule="auto"/>
       </w:pPr>
       <w:proofErr w:type="spellStart"/>
       <w:r>
@@ -1199,7 +1064,6 @@
           <w:ilvl w:val="0"/>
           <w:numId w:val="1"/>
         </w:numPr>
-        <w:spacing w:line="240" w:lineRule="auto"/>
       </w:pPr>
       <w:r>
         <w:t xml:space="preserve">Hiển </w:t>
@@ -1207,14 +1071,6 @@
       <w:proofErr w:type="spellStart"/>
       <w:r>
         <w:t>thị</w:t>
-      </w:r>
-      <w:proofErr w:type="spellEnd"/>
-      <w:r>
-        <w:t xml:space="preserve"> </w:t>
-      </w:r>
-      <w:proofErr w:type="spellStart"/>
-      <w:r>
-        <w:t>các</w:t>
       </w:r>
       <w:proofErr w:type="spellEnd"/>
       <w:r>
@@ -1275,14 +1131,13 @@
           <w:ilvl w:val="0"/>
           <w:numId w:val="1"/>
         </w:numPr>
-        <w:spacing w:line="240" w:lineRule="auto"/>
       </w:pPr>
       <w:r>
         <w:t xml:space="preserve">Danh </w:t>
       </w:r>
       <w:proofErr w:type="spellStart"/>
       <w:r>
-        <w:t>sách</w:t>
+        <w:t>mục</w:t>
       </w:r>
       <w:proofErr w:type="spellEnd"/>
       <w:r>
@@ -1343,7 +1198,6 @@
           <w:ilvl w:val="0"/>
           <w:numId w:val="1"/>
         </w:numPr>
-        <w:spacing w:line="240" w:lineRule="auto"/>
       </w:pPr>
       <w:r>
         <w:t xml:space="preserve">Form </w:t>
@@ -1371,7 +1225,6 @@
           <w:ilvl w:val="0"/>
           <w:numId w:val="1"/>
         </w:numPr>
-        <w:spacing w:line="240" w:lineRule="auto"/>
       </w:pPr>
       <w:r>
         <w:t xml:space="preserve">Thanh </w:t>
@@ -1414,23 +1267,7 @@
       </w:r>
       <w:proofErr w:type="spellEnd"/>
       <w:r>
-        <w:t xml:space="preserve"> </w:t>
-      </w:r>
-      <w:proofErr w:type="spellStart"/>
-      <w:r>
-        <w:t>dễ</w:t>
-      </w:r>
-      <w:proofErr w:type="spellEnd"/>
-      <w:r>
-        <w:t xml:space="preserve"> </w:t>
-      </w:r>
-      <w:proofErr w:type="spellStart"/>
-      <w:r>
-        <w:t>dàng</w:t>
-      </w:r>
-      <w:proofErr w:type="spellEnd"/>
-      <w:r>
-        <w:t xml:space="preserve"> </w:t>
+        <w:t xml:space="preserve"> di </w:t>
       </w:r>
       <w:proofErr w:type="spellStart"/>
       <w:r>
@@ -1442,7 +1279,15 @@
       </w:r>
       <w:proofErr w:type="spellStart"/>
       <w:r>
-        <w:t>đến</w:t>
+        <w:t>nhanh</w:t>
+      </w:r>
+      <w:proofErr w:type="spellEnd"/>
+      <w:r>
+        <w:t xml:space="preserve"> </w:t>
+      </w:r>
+      <w:proofErr w:type="spellStart"/>
+      <w:r>
+        <w:t>giữa</w:t>
       </w:r>
       <w:proofErr w:type="spellEnd"/>
       <w:r>
@@ -1459,22 +1304,6 @@
       <w:proofErr w:type="spellStart"/>
       <w:r>
         <w:t>phần</w:t>
-      </w:r>
-      <w:proofErr w:type="spellEnd"/>
-      <w:r>
-        <w:t xml:space="preserve"> </w:t>
-      </w:r>
-      <w:proofErr w:type="spellStart"/>
-      <w:r>
-        <w:t>của</w:t>
-      </w:r>
-      <w:proofErr w:type="spellEnd"/>
-      <w:r>
-        <w:t xml:space="preserve"> </w:t>
-      </w:r>
-      <w:proofErr w:type="spellStart"/>
-      <w:r>
-        <w:t>trang</w:t>
       </w:r>
       <w:proofErr w:type="spellEnd"/>
       <w:r>
@@ -1487,7 +1316,6 @@
           <w:ilvl w:val="0"/>
           <w:numId w:val="1"/>
         </w:numPr>
-        <w:spacing w:line="240" w:lineRule="auto"/>
       </w:pPr>
       <w:r>
         <w:t xml:space="preserve">Footer </w:t>
@@ -1575,7 +1403,6 @@
     </w:p>
     <w:p>
       <w:pPr>
-        <w:spacing w:line="240" w:lineRule="auto"/>
         <w:rPr>
           <w:b/>
         </w:rPr>
@@ -1629,7 +1456,6 @@
           <w:ilvl w:val="0"/>
           <w:numId w:val="2"/>
         </w:numPr>
-        <w:spacing w:line="240" w:lineRule="auto"/>
       </w:pPr>
       <w:r>
         <w:t xml:space="preserve">HTML5 </w:t>
@@ -1641,7 +1467,6 @@
           <w:ilvl w:val="0"/>
           <w:numId w:val="2"/>
         </w:numPr>
-        <w:spacing w:line="240" w:lineRule="auto"/>
       </w:pPr>
       <w:r>
         <w:t xml:space="preserve">CSS3 </w:t>
@@ -1653,10 +1478,9 @@
           <w:ilvl w:val="0"/>
           <w:numId w:val="2"/>
         </w:numPr>
-        <w:spacing w:line="240" w:lineRule="auto"/>
-      </w:pPr>
-      <w:r>
-        <w:t xml:space="preserve">Bootstrap 5 </w:t>
+      </w:pPr>
+      <w:r>
+        <w:t xml:space="preserve">Bootstrap 5 Framework </w:t>
       </w:r>
     </w:p>
     <w:p>
@@ -1665,15 +1489,14 @@
           <w:ilvl w:val="0"/>
           <w:numId w:val="2"/>
         </w:numPr>
-        <w:spacing w:line="240" w:lineRule="auto"/>
-      </w:pPr>
-      <w:r>
+      </w:pPr>
+      <w:r>
+        <w:lastRenderedPageBreak/>
         <w:t xml:space="preserve">JavaScript </w:t>
       </w:r>
     </w:p>
     <w:p>
       <w:pPr>
-        <w:spacing w:line="240" w:lineRule="auto"/>
         <w:rPr>
           <w:b/>
         </w:rPr>
@@ -1730,11 +1553,7 @@
       <w:proofErr w:type="spellEnd"/>
     </w:p>
     <w:p>
-      <w:pPr>
-        <w:spacing w:line="240" w:lineRule="auto"/>
-      </w:pPr>
-      <w:r>
-        <w:lastRenderedPageBreak/>
+      <w:r>
         <w:t xml:space="preserve">Website </w:t>
       </w:r>
       <w:proofErr w:type="spellStart"/>
@@ -1763,7 +1582,303 @@
       </w:r>
       <w:proofErr w:type="spellStart"/>
       <w:r>
-        <w:t>từ</w:t>
+        <w:t>dựa</w:t>
+      </w:r>
+      <w:proofErr w:type="spellEnd"/>
+      <w:r>
+        <w:t xml:space="preserve"> </w:t>
+      </w:r>
+      <w:proofErr w:type="spellStart"/>
+      <w:r>
+        <w:t>trên</w:t>
+      </w:r>
+      <w:proofErr w:type="spellEnd"/>
+      <w:r>
+        <w:t xml:space="preserve"> framework Bootstrap 5 </w:t>
+      </w:r>
+      <w:proofErr w:type="spellStart"/>
+      <w:r>
+        <w:t>để</w:t>
+      </w:r>
+      <w:proofErr w:type="spellEnd"/>
+      <w:r>
+        <w:t xml:space="preserve"> </w:t>
+      </w:r>
+      <w:proofErr w:type="spellStart"/>
+      <w:r>
+        <w:t>tăng</w:t>
+      </w:r>
+      <w:proofErr w:type="spellEnd"/>
+      <w:r>
+        <w:t xml:space="preserve"> </w:t>
+      </w:r>
+      <w:proofErr w:type="spellStart"/>
+      <w:r>
+        <w:t>tốc</w:t>
+      </w:r>
+      <w:proofErr w:type="spellEnd"/>
+      <w:r>
+        <w:t xml:space="preserve"> </w:t>
+      </w:r>
+      <w:proofErr w:type="spellStart"/>
+      <w:r>
+        <w:t>quá</w:t>
+      </w:r>
+      <w:proofErr w:type="spellEnd"/>
+      <w:r>
+        <w:t xml:space="preserve"> </w:t>
+      </w:r>
+      <w:proofErr w:type="spellStart"/>
+      <w:r>
+        <w:t>trình</w:t>
+      </w:r>
+      <w:proofErr w:type="spellEnd"/>
+      <w:r>
+        <w:t xml:space="preserve"> </w:t>
+      </w:r>
+      <w:proofErr w:type="spellStart"/>
+      <w:r>
+        <w:t>xây</w:t>
+      </w:r>
+      <w:proofErr w:type="spellEnd"/>
+      <w:r>
+        <w:t xml:space="preserve"> </w:t>
+      </w:r>
+      <w:proofErr w:type="spellStart"/>
+      <w:r>
+        <w:t>dựng</w:t>
+      </w:r>
+      <w:proofErr w:type="spellEnd"/>
+      <w:r>
+        <w:t xml:space="preserve"> </w:t>
+      </w:r>
+      <w:proofErr w:type="spellStart"/>
+      <w:r>
+        <w:t>giao</w:t>
+      </w:r>
+      <w:proofErr w:type="spellEnd"/>
+      <w:r>
+        <w:t xml:space="preserve"> </w:t>
+      </w:r>
+      <w:proofErr w:type="spellStart"/>
+      <w:r>
+        <w:t>diện</w:t>
+      </w:r>
+      <w:proofErr w:type="spellEnd"/>
+      <w:r>
+        <w:t xml:space="preserve"> </w:t>
+      </w:r>
+      <w:proofErr w:type="spellStart"/>
+      <w:r>
+        <w:t>và</w:t>
+      </w:r>
+      <w:proofErr w:type="spellEnd"/>
+      <w:r>
+        <w:t xml:space="preserve"> </w:t>
+      </w:r>
+      <w:proofErr w:type="spellStart"/>
+      <w:r>
+        <w:t>đảm</w:t>
+      </w:r>
+      <w:proofErr w:type="spellEnd"/>
+      <w:r>
+        <w:t xml:space="preserve"> </w:t>
+      </w:r>
+      <w:proofErr w:type="spellStart"/>
+      <w:r>
+        <w:t>bảo</w:t>
+      </w:r>
+      <w:proofErr w:type="spellEnd"/>
+      <w:r>
+        <w:t xml:space="preserve"> </w:t>
+      </w:r>
+      <w:proofErr w:type="spellStart"/>
+      <w:r>
+        <w:t>tính</w:t>
+      </w:r>
+      <w:proofErr w:type="spellEnd"/>
+      <w:r>
+        <w:t xml:space="preserve"> </w:t>
+      </w:r>
+      <w:proofErr w:type="spellStart"/>
+      <w:r>
+        <w:t>nhất</w:t>
+      </w:r>
+      <w:proofErr w:type="spellEnd"/>
+      <w:r>
+        <w:t xml:space="preserve"> </w:t>
+      </w:r>
+      <w:proofErr w:type="spellStart"/>
+      <w:r>
+        <w:t>quán</w:t>
+      </w:r>
+      <w:proofErr w:type="spellEnd"/>
+      <w:r>
+        <w:t xml:space="preserve">. </w:t>
+      </w:r>
+      <w:proofErr w:type="spellStart"/>
+      <w:r>
+        <w:t>Tôi</w:t>
+      </w:r>
+      <w:proofErr w:type="spellEnd"/>
+      <w:r>
+        <w:t xml:space="preserve"> </w:t>
+      </w:r>
+      <w:proofErr w:type="spellStart"/>
+      <w:r>
+        <w:t>đã</w:t>
+      </w:r>
+      <w:proofErr w:type="spellEnd"/>
+      <w:r>
+        <w:t xml:space="preserve"> </w:t>
+      </w:r>
+      <w:proofErr w:type="spellStart"/>
+      <w:r>
+        <w:t>tùy</w:t>
+      </w:r>
+      <w:proofErr w:type="spellEnd"/>
+      <w:r>
+        <w:t xml:space="preserve"> </w:t>
+      </w:r>
+      <w:proofErr w:type="spellStart"/>
+      <w:r>
+        <w:t>chỉnh</w:t>
+      </w:r>
+      <w:proofErr w:type="spellEnd"/>
+      <w:r>
+        <w:t xml:space="preserve"> </w:t>
+      </w:r>
+      <w:proofErr w:type="spellStart"/>
+      <w:r>
+        <w:t>màu</w:t>
+      </w:r>
+      <w:proofErr w:type="spellEnd"/>
+      <w:r>
+        <w:t xml:space="preserve"> </w:t>
+      </w:r>
+      <w:proofErr w:type="spellStart"/>
+      <w:r>
+        <w:t>sắc</w:t>
+      </w:r>
+      <w:proofErr w:type="spellEnd"/>
+      <w:r>
+        <w:t xml:space="preserve">, </w:t>
+      </w:r>
+      <w:proofErr w:type="spellStart"/>
+      <w:r>
+        <w:t>hình</w:t>
+      </w:r>
+      <w:proofErr w:type="spellEnd"/>
+      <w:r>
+        <w:t xml:space="preserve"> </w:t>
+      </w:r>
+      <w:proofErr w:type="spellStart"/>
+      <w:r>
+        <w:t>ảnh</w:t>
+      </w:r>
+      <w:proofErr w:type="spellEnd"/>
+      <w:r>
+        <w:t xml:space="preserve">, </w:t>
+      </w:r>
+      <w:proofErr w:type="spellStart"/>
+      <w:r>
+        <w:t>nội</w:t>
+      </w:r>
+      <w:proofErr w:type="spellEnd"/>
+      <w:r>
+        <w:t xml:space="preserve"> dung, </w:t>
+      </w:r>
+      <w:proofErr w:type="spellStart"/>
+      <w:r>
+        <w:t>khoảng</w:t>
+      </w:r>
+      <w:proofErr w:type="spellEnd"/>
+      <w:r>
+        <w:t xml:space="preserve"> </w:t>
+      </w:r>
+      <w:proofErr w:type="spellStart"/>
+      <w:r>
+        <w:t>cách</w:t>
+      </w:r>
+      <w:proofErr w:type="spellEnd"/>
+      <w:r>
+        <w:t xml:space="preserve">, </w:t>
+      </w:r>
+      <w:proofErr w:type="spellStart"/>
+      <w:r>
+        <w:t>hiệu</w:t>
+      </w:r>
+      <w:proofErr w:type="spellEnd"/>
+      <w:r>
+        <w:t xml:space="preserve"> </w:t>
+      </w:r>
+      <w:proofErr w:type="spellStart"/>
+      <w:r>
+        <w:t>ứng</w:t>
+      </w:r>
+      <w:proofErr w:type="spellEnd"/>
+      <w:r>
+        <w:t xml:space="preserve"> </w:t>
+      </w:r>
+      <w:proofErr w:type="spellStart"/>
+      <w:r>
+        <w:t>và</w:t>
+      </w:r>
+      <w:proofErr w:type="spellEnd"/>
+      <w:r>
+        <w:t xml:space="preserve"> </w:t>
+      </w:r>
+      <w:proofErr w:type="spellStart"/>
+      <w:r>
+        <w:t>bố</w:t>
+      </w:r>
+      <w:proofErr w:type="spellEnd"/>
+      <w:r>
+        <w:t xml:space="preserve"> </w:t>
+      </w:r>
+      <w:proofErr w:type="spellStart"/>
+      <w:r>
+        <w:t>cục</w:t>
+      </w:r>
+      <w:proofErr w:type="spellEnd"/>
+      <w:r>
+        <w:t xml:space="preserve"> </w:t>
+      </w:r>
+      <w:proofErr w:type="spellStart"/>
+      <w:r>
+        <w:t>bằng</w:t>
+      </w:r>
+      <w:proofErr w:type="spellEnd"/>
+      <w:r>
+        <w:t xml:space="preserve"> CSS </w:t>
+      </w:r>
+      <w:proofErr w:type="spellStart"/>
+      <w:r>
+        <w:t>và</w:t>
+      </w:r>
+      <w:proofErr w:type="spellEnd"/>
+      <w:r>
+        <w:t xml:space="preserve"> JavaScript </w:t>
+      </w:r>
+      <w:proofErr w:type="spellStart"/>
+      <w:r>
+        <w:t>nhằm</w:t>
+      </w:r>
+      <w:proofErr w:type="spellEnd"/>
+      <w:r>
+        <w:t xml:space="preserve"> </w:t>
+      </w:r>
+      <w:proofErr w:type="spellStart"/>
+      <w:r>
+        <w:t>tạo</w:t>
+      </w:r>
+      <w:proofErr w:type="spellEnd"/>
+      <w:r>
+        <w:t xml:space="preserve"> </w:t>
+      </w:r>
+      <w:proofErr w:type="spellStart"/>
+      <w:r>
+        <w:t>ra</w:t>
       </w:r>
       <w:proofErr w:type="spellEnd"/>
       <w:r>
@@ -1775,11 +1890,75 @@
       </w:r>
       <w:proofErr w:type="spellEnd"/>
       <w:r>
-        <w:t xml:space="preserve"> </w:t>
-      </w:r>
-      <w:proofErr w:type="spellStart"/>
-      <w:r>
-        <w:t>mẫu</w:t>
+        <w:t xml:space="preserve"> website </w:t>
+      </w:r>
+      <w:proofErr w:type="spellStart"/>
+      <w:r>
+        <w:t>mang</w:t>
+      </w:r>
+      <w:proofErr w:type="spellEnd"/>
+      <w:r>
+        <w:t xml:space="preserve"> </w:t>
+      </w:r>
+      <w:proofErr w:type="spellStart"/>
+      <w:r>
+        <w:t>phong</w:t>
+      </w:r>
+      <w:proofErr w:type="spellEnd"/>
+      <w:r>
+        <w:t xml:space="preserve"> </w:t>
+      </w:r>
+      <w:proofErr w:type="spellStart"/>
+      <w:r>
+        <w:t>cách</w:t>
+      </w:r>
+      <w:proofErr w:type="spellEnd"/>
+      <w:r>
+        <w:t xml:space="preserve"> </w:t>
+      </w:r>
+      <w:proofErr w:type="spellStart"/>
+      <w:r>
+        <w:t>riêng</w:t>
+      </w:r>
+      <w:proofErr w:type="spellEnd"/>
+      <w:r>
+        <w:t xml:space="preserve"> </w:t>
+      </w:r>
+      <w:proofErr w:type="spellStart"/>
+      <w:r>
+        <w:t>thay</w:t>
+      </w:r>
+      <w:proofErr w:type="spellEnd"/>
+      <w:r>
+        <w:t xml:space="preserve"> </w:t>
+      </w:r>
+      <w:proofErr w:type="spellStart"/>
+      <w:r>
+        <w:t>vì</w:t>
+      </w:r>
+      <w:proofErr w:type="spellEnd"/>
+      <w:r>
+        <w:t xml:space="preserve"> </w:t>
+      </w:r>
+      <w:proofErr w:type="spellStart"/>
+      <w:r>
+        <w:t>chỉ</w:t>
+      </w:r>
+      <w:proofErr w:type="spellEnd"/>
+      <w:r>
+        <w:t xml:space="preserve"> </w:t>
+      </w:r>
+      <w:proofErr w:type="spellStart"/>
+      <w:r>
+        <w:t>sử</w:t>
+      </w:r>
+      <w:proofErr w:type="spellEnd"/>
+      <w:r>
+        <w:t xml:space="preserve"> </w:t>
+      </w:r>
+      <w:proofErr w:type="spellStart"/>
+      <w:r>
+        <w:t>dụng</w:t>
       </w:r>
       <w:proofErr w:type="spellEnd"/>
       <w:r>
@@ -1803,520 +1982,31 @@
       </w:r>
       <w:proofErr w:type="spellStart"/>
       <w:r>
-        <w:t>có</w:t>
-      </w:r>
-      <w:proofErr w:type="spellEnd"/>
-      <w:r>
-        <w:t xml:space="preserve"> </w:t>
-      </w:r>
-      <w:proofErr w:type="spellStart"/>
-      <w:r>
-        <w:t>sẵn</w:t>
-      </w:r>
-      <w:proofErr w:type="spellEnd"/>
-      <w:r>
-        <w:t xml:space="preserve"> </w:t>
-      </w:r>
-      <w:proofErr w:type="spellStart"/>
-      <w:r>
-        <w:t>nhưng</w:t>
-      </w:r>
-      <w:proofErr w:type="spellEnd"/>
-      <w:r>
-        <w:t xml:space="preserve"> </w:t>
-      </w:r>
-      <w:proofErr w:type="spellStart"/>
-      <w:r>
-        <w:t>đã</w:t>
-      </w:r>
-      <w:proofErr w:type="spellEnd"/>
-      <w:r>
-        <w:t xml:space="preserve"> </w:t>
-      </w:r>
-      <w:proofErr w:type="spellStart"/>
-      <w:r>
-        <w:t>được</w:t>
-      </w:r>
-      <w:proofErr w:type="spellEnd"/>
-      <w:r>
-        <w:t xml:space="preserve"> </w:t>
-      </w:r>
-      <w:proofErr w:type="spellStart"/>
-      <w:r>
-        <w:t>chỉnh</w:t>
-      </w:r>
-      <w:proofErr w:type="spellEnd"/>
-      <w:r>
-        <w:t xml:space="preserve"> </w:t>
-      </w:r>
-      <w:proofErr w:type="spellStart"/>
-      <w:r>
-        <w:t>sửa</w:t>
-      </w:r>
-      <w:proofErr w:type="spellEnd"/>
-      <w:r>
-        <w:t xml:space="preserve"> </w:t>
-      </w:r>
-      <w:proofErr w:type="spellStart"/>
-      <w:r>
-        <w:t>đáng</w:t>
-      </w:r>
-      <w:proofErr w:type="spellEnd"/>
-      <w:r>
-        <w:t xml:space="preserve"> </w:t>
-      </w:r>
-      <w:proofErr w:type="spellStart"/>
-      <w:r>
-        <w:t>kể</w:t>
-      </w:r>
-      <w:proofErr w:type="spellEnd"/>
-      <w:r>
-        <w:t xml:space="preserve">. </w:t>
-      </w:r>
-      <w:proofErr w:type="spellStart"/>
-      <w:r>
-        <w:t>Tôi</w:t>
-      </w:r>
-      <w:proofErr w:type="spellEnd"/>
-      <w:r>
-        <w:t xml:space="preserve"> </w:t>
-      </w:r>
-      <w:proofErr w:type="spellStart"/>
-      <w:r>
-        <w:t>đã</w:t>
-      </w:r>
-      <w:proofErr w:type="spellEnd"/>
-      <w:r>
-        <w:t xml:space="preserve"> </w:t>
-      </w:r>
-      <w:proofErr w:type="spellStart"/>
-      <w:r>
-        <w:t>thay</w:t>
-      </w:r>
-      <w:proofErr w:type="spellEnd"/>
-      <w:r>
-        <w:t xml:space="preserve"> </w:t>
-      </w:r>
-      <w:proofErr w:type="spellStart"/>
-      <w:r>
-        <w:t>đổi</w:t>
-      </w:r>
-      <w:proofErr w:type="spellEnd"/>
-      <w:r>
-        <w:t xml:space="preserve"> </w:t>
-      </w:r>
-      <w:proofErr w:type="spellStart"/>
-      <w:r>
-        <w:t>màu</w:t>
-      </w:r>
-      <w:proofErr w:type="spellEnd"/>
-      <w:r>
-        <w:t xml:space="preserve"> </w:t>
-      </w:r>
-      <w:proofErr w:type="spellStart"/>
-      <w:r>
-        <w:t>sắc</w:t>
-      </w:r>
-      <w:proofErr w:type="spellEnd"/>
-      <w:r>
-        <w:t xml:space="preserve">, </w:t>
-      </w:r>
-      <w:proofErr w:type="spellStart"/>
-      <w:r>
-        <w:t>phông</w:t>
-      </w:r>
-      <w:proofErr w:type="spellEnd"/>
-      <w:r>
-        <w:t xml:space="preserve"> </w:t>
-      </w:r>
-      <w:proofErr w:type="spellStart"/>
-      <w:r>
-        <w:t>chữ</w:t>
-      </w:r>
-      <w:proofErr w:type="spellEnd"/>
-      <w:r>
-        <w:t xml:space="preserve">, </w:t>
-      </w:r>
-      <w:proofErr w:type="spellStart"/>
-      <w:r>
-        <w:t>hình</w:t>
-      </w:r>
-      <w:proofErr w:type="spellEnd"/>
-      <w:r>
-        <w:t xml:space="preserve"> </w:t>
-      </w:r>
-      <w:proofErr w:type="spellStart"/>
-      <w:r>
-        <w:t>ảnh</w:t>
-      </w:r>
-      <w:proofErr w:type="spellEnd"/>
-      <w:r>
-        <w:t xml:space="preserve">, </w:t>
-      </w:r>
-      <w:proofErr w:type="spellStart"/>
-      <w:r>
-        <w:t>nội</w:t>
-      </w:r>
-      <w:proofErr w:type="spellEnd"/>
-      <w:r>
-        <w:t xml:space="preserve"> dung, </w:t>
-      </w:r>
-      <w:proofErr w:type="spellStart"/>
-      <w:r>
-        <w:t>bố</w:t>
-      </w:r>
-      <w:proofErr w:type="spellEnd"/>
-      <w:r>
-        <w:t xml:space="preserve"> </w:t>
-      </w:r>
-      <w:proofErr w:type="spellStart"/>
-      <w:r>
-        <w:t>cục</w:t>
-      </w:r>
-      <w:proofErr w:type="spellEnd"/>
-      <w:r>
-        <w:t xml:space="preserve"> </w:t>
-      </w:r>
-      <w:proofErr w:type="spellStart"/>
-      <w:r>
-        <w:t>và</w:t>
-      </w:r>
-      <w:proofErr w:type="spellEnd"/>
-      <w:r>
-        <w:t xml:space="preserve"> </w:t>
-      </w:r>
-      <w:proofErr w:type="spellStart"/>
-      <w:r>
-        <w:t>các</w:t>
-      </w:r>
-      <w:proofErr w:type="spellEnd"/>
-      <w:r>
-        <w:t xml:space="preserve"> </w:t>
-      </w:r>
-      <w:proofErr w:type="spellStart"/>
-      <w:r>
-        <w:t>hiệu</w:t>
-      </w:r>
-      <w:proofErr w:type="spellEnd"/>
-      <w:r>
-        <w:t xml:space="preserve"> </w:t>
-      </w:r>
-      <w:proofErr w:type="spellStart"/>
-      <w:r>
-        <w:t>ứng</w:t>
-      </w:r>
-      <w:proofErr w:type="spellEnd"/>
-      <w:r>
-        <w:t xml:space="preserve"> </w:t>
-      </w:r>
-      <w:proofErr w:type="spellStart"/>
-      <w:r>
-        <w:t>để</w:t>
-      </w:r>
-      <w:proofErr w:type="spellEnd"/>
-      <w:r>
-        <w:t xml:space="preserve"> </w:t>
-      </w:r>
-      <w:proofErr w:type="spellStart"/>
-      <w:r>
-        <w:t>phù</w:t>
-      </w:r>
-      <w:proofErr w:type="spellEnd"/>
-      <w:r>
-        <w:t xml:space="preserve"> </w:t>
-      </w:r>
-      <w:proofErr w:type="spellStart"/>
-      <w:r>
-        <w:t>hợp</w:t>
-      </w:r>
-      <w:proofErr w:type="spellEnd"/>
-      <w:r>
-        <w:t xml:space="preserve"> </w:t>
-      </w:r>
-      <w:proofErr w:type="spellStart"/>
-      <w:r>
-        <w:t>với</w:t>
-      </w:r>
-      <w:proofErr w:type="spellEnd"/>
-      <w:r>
-        <w:t xml:space="preserve"> </w:t>
-      </w:r>
-      <w:proofErr w:type="spellStart"/>
-      <w:r>
-        <w:t>mục</w:t>
-      </w:r>
-      <w:proofErr w:type="spellEnd"/>
-      <w:r>
-        <w:t xml:space="preserve"> </w:t>
-      </w:r>
-      <w:proofErr w:type="spellStart"/>
-      <w:r>
-        <w:t>đích</w:t>
-      </w:r>
-      <w:proofErr w:type="spellEnd"/>
-      <w:r>
-        <w:t xml:space="preserve"> </w:t>
-      </w:r>
-      <w:proofErr w:type="spellStart"/>
-      <w:r>
-        <w:t>sử</w:t>
-      </w:r>
-      <w:proofErr w:type="spellEnd"/>
-      <w:r>
-        <w:t xml:space="preserve"> </w:t>
-      </w:r>
-      <w:proofErr w:type="spellStart"/>
-      <w:r>
-        <w:t>dụng</w:t>
-      </w:r>
-      <w:proofErr w:type="spellEnd"/>
-      <w:r>
-        <w:t xml:space="preserve">. </w:t>
-      </w:r>
-      <w:proofErr w:type="spellStart"/>
-      <w:r>
-        <w:t>Ngoài</w:t>
-      </w:r>
-      <w:proofErr w:type="spellEnd"/>
-      <w:r>
-        <w:t xml:space="preserve"> Bootstrap, </w:t>
-      </w:r>
-      <w:proofErr w:type="spellStart"/>
-      <w:r>
-        <w:t>tôi</w:t>
-      </w:r>
-      <w:proofErr w:type="spellEnd"/>
-      <w:r>
-        <w:t xml:space="preserve"> </w:t>
-      </w:r>
-      <w:proofErr w:type="spellStart"/>
-      <w:r>
-        <w:t>còn</w:t>
-      </w:r>
-      <w:proofErr w:type="spellEnd"/>
-      <w:r>
-        <w:t xml:space="preserve"> </w:t>
-      </w:r>
-      <w:proofErr w:type="spellStart"/>
-      <w:r>
-        <w:t>tự</w:t>
-      </w:r>
-      <w:proofErr w:type="spellEnd"/>
-      <w:r>
-        <w:t xml:space="preserve"> </w:t>
-      </w:r>
-      <w:proofErr w:type="spellStart"/>
-      <w:r>
-        <w:t>viết</w:t>
-      </w:r>
-      <w:proofErr w:type="spellEnd"/>
-      <w:r>
-        <w:t xml:space="preserve"> CSS </w:t>
-      </w:r>
-      <w:proofErr w:type="spellStart"/>
-      <w:r>
-        <w:t>để</w:t>
-      </w:r>
-      <w:proofErr w:type="spellEnd"/>
-      <w:r>
-        <w:t xml:space="preserve"> </w:t>
-      </w:r>
-      <w:proofErr w:type="spellStart"/>
-      <w:r>
-        <w:t>tùy</w:t>
-      </w:r>
-      <w:proofErr w:type="spellEnd"/>
-      <w:r>
-        <w:t xml:space="preserve"> </w:t>
-      </w:r>
-      <w:proofErr w:type="spellStart"/>
-      <w:r>
-        <w:t>chỉnh</w:t>
-      </w:r>
-      <w:proofErr w:type="spellEnd"/>
-      <w:r>
-        <w:t xml:space="preserve"> </w:t>
-      </w:r>
-      <w:proofErr w:type="spellStart"/>
-      <w:r>
-        <w:t>giao</w:t>
-      </w:r>
-      <w:proofErr w:type="spellEnd"/>
-      <w:r>
-        <w:t xml:space="preserve"> </w:t>
-      </w:r>
-      <w:proofErr w:type="spellStart"/>
-      <w:r>
-        <w:t>diện</w:t>
-      </w:r>
-      <w:proofErr w:type="spellEnd"/>
-      <w:r>
-        <w:t xml:space="preserve"> </w:t>
-      </w:r>
-      <w:proofErr w:type="spellStart"/>
-      <w:r>
-        <w:t>và</w:t>
-      </w:r>
-      <w:proofErr w:type="spellEnd"/>
-      <w:r>
-        <w:t xml:space="preserve"> </w:t>
-      </w:r>
-      <w:proofErr w:type="spellStart"/>
-      <w:r>
-        <w:t>sử</w:t>
-      </w:r>
-      <w:proofErr w:type="spellEnd"/>
-      <w:r>
-        <w:t xml:space="preserve"> </w:t>
-      </w:r>
-      <w:proofErr w:type="spellStart"/>
-      <w:r>
-        <w:t>dụng</w:t>
-      </w:r>
-      <w:proofErr w:type="spellEnd"/>
-      <w:r>
-        <w:t xml:space="preserve"> JavaScript </w:t>
-      </w:r>
-      <w:proofErr w:type="spellStart"/>
-      <w:r>
-        <w:t>để</w:t>
-      </w:r>
-      <w:proofErr w:type="spellEnd"/>
-      <w:r>
-        <w:t xml:space="preserve"> </w:t>
-      </w:r>
-      <w:proofErr w:type="spellStart"/>
-      <w:r>
-        <w:t>bổ</w:t>
-      </w:r>
-      <w:proofErr w:type="spellEnd"/>
-      <w:r>
-        <w:t xml:space="preserve"> sung </w:t>
-      </w:r>
-      <w:proofErr w:type="spellStart"/>
-      <w:r>
-        <w:t>các</w:t>
-      </w:r>
-      <w:proofErr w:type="spellEnd"/>
-      <w:r>
-        <w:t xml:space="preserve"> </w:t>
-      </w:r>
-      <w:proofErr w:type="spellStart"/>
-      <w:r>
-        <w:t>hiệu</w:t>
-      </w:r>
-      <w:proofErr w:type="spellEnd"/>
-      <w:r>
-        <w:t xml:space="preserve"> </w:t>
-      </w:r>
-      <w:proofErr w:type="spellStart"/>
-      <w:r>
-        <w:t>ứng</w:t>
-      </w:r>
-      <w:proofErr w:type="spellEnd"/>
-      <w:r>
-        <w:t xml:space="preserve"> </w:t>
-      </w:r>
-      <w:proofErr w:type="spellStart"/>
-      <w:r>
-        <w:t>tương</w:t>
-      </w:r>
-      <w:proofErr w:type="spellEnd"/>
-      <w:r>
-        <w:t xml:space="preserve"> </w:t>
-      </w:r>
-      <w:proofErr w:type="spellStart"/>
-      <w:r>
-        <w:t>tác</w:t>
-      </w:r>
-      <w:proofErr w:type="spellEnd"/>
-      <w:r>
-        <w:t xml:space="preserve">, </w:t>
-      </w:r>
-      <w:proofErr w:type="spellStart"/>
-      <w:r>
-        <w:t>giúp</w:t>
-      </w:r>
-      <w:proofErr w:type="spellEnd"/>
-      <w:r>
-        <w:t xml:space="preserve"> website </w:t>
-      </w:r>
-      <w:proofErr w:type="spellStart"/>
-      <w:r>
-        <w:t>sinh</w:t>
-      </w:r>
-      <w:proofErr w:type="spellEnd"/>
-      <w:r>
-        <w:t xml:space="preserve"> </w:t>
-      </w:r>
-      <w:proofErr w:type="spellStart"/>
-      <w:r>
-        <w:t>động</w:t>
-      </w:r>
-      <w:proofErr w:type="spellEnd"/>
-      <w:r>
-        <w:t xml:space="preserve"> </w:t>
-      </w:r>
-      <w:proofErr w:type="spellStart"/>
-      <w:r>
-        <w:t>và</w:t>
-      </w:r>
-      <w:proofErr w:type="spellEnd"/>
-      <w:r>
-        <w:t xml:space="preserve"> </w:t>
-      </w:r>
-      <w:proofErr w:type="spellStart"/>
-      <w:r>
-        <w:t>thân</w:t>
-      </w:r>
-      <w:proofErr w:type="spellEnd"/>
-      <w:r>
-        <w:t xml:space="preserve"> </w:t>
-      </w:r>
-      <w:proofErr w:type="spellStart"/>
-      <w:r>
-        <w:t>thiện</w:t>
-      </w:r>
-      <w:proofErr w:type="spellEnd"/>
-      <w:r>
-        <w:t xml:space="preserve"> </w:t>
-      </w:r>
-      <w:proofErr w:type="spellStart"/>
-      <w:r>
-        <w:t>hơn</w:t>
-      </w:r>
-      <w:proofErr w:type="spellEnd"/>
-      <w:r>
-        <w:t xml:space="preserve"> </w:t>
-      </w:r>
-      <w:proofErr w:type="spellStart"/>
-      <w:r>
-        <w:t>với</w:t>
-      </w:r>
-      <w:proofErr w:type="spellEnd"/>
-      <w:r>
-        <w:t xml:space="preserve"> </w:t>
-      </w:r>
-      <w:proofErr w:type="spellStart"/>
-      <w:r>
-        <w:t>người</w:t>
-      </w:r>
-      <w:proofErr w:type="spellEnd"/>
-      <w:r>
-        <w:t xml:space="preserve"> </w:t>
-      </w:r>
-      <w:proofErr w:type="spellStart"/>
-      <w:r>
-        <w:t>dùng</w:t>
-      </w:r>
-      <w:proofErr w:type="spellEnd"/>
-      <w:r>
-        <w:t>.</w:t>
+        <w:t>mặc</w:t>
+      </w:r>
+      <w:proofErr w:type="spellEnd"/>
+      <w:r>
+        <w:t xml:space="preserve"> </w:t>
+      </w:r>
+      <w:proofErr w:type="spellStart"/>
+      <w:r>
+        <w:t>định</w:t>
+      </w:r>
+      <w:proofErr w:type="spellEnd"/>
+      <w:r>
+        <w:t xml:space="preserve"> </w:t>
+      </w:r>
+      <w:proofErr w:type="spellStart"/>
+      <w:r>
+        <w:t>của</w:t>
+      </w:r>
+      <w:proofErr w:type="spellEnd"/>
+      <w:r>
+        <w:t xml:space="preserve"> framework.</w:t>
       </w:r>
     </w:p>
     <w:p>
       <w:pPr>
-        <w:spacing w:line="240" w:lineRule="auto"/>
         <w:rPr>
           <w:b/>
         </w:rPr>
@@ -2329,9 +2019,6 @@
       </w:r>
     </w:p>
     <w:p>
-      <w:pPr>
-        <w:spacing w:line="240" w:lineRule="auto"/>
-      </w:pPr>
       <w:r>
         <w:t xml:space="preserve">Website </w:t>
       </w:r>
@@ -2398,7 +2085,6 @@
           <w:ilvl w:val="0"/>
           <w:numId w:val="3"/>
         </w:numPr>
-        <w:spacing w:line="240" w:lineRule="auto"/>
       </w:pPr>
       <w:proofErr w:type="spellStart"/>
       <w:r>
@@ -2439,7 +2125,6 @@
           <w:ilvl w:val="0"/>
           <w:numId w:val="3"/>
         </w:numPr>
-        <w:spacing w:line="240" w:lineRule="auto"/>
       </w:pPr>
       <w:proofErr w:type="spellStart"/>
       <w:r>
@@ -2472,7 +2157,6 @@
           <w:ilvl w:val="0"/>
           <w:numId w:val="3"/>
         </w:numPr>
-        <w:spacing w:line="240" w:lineRule="auto"/>
       </w:pPr>
       <w:proofErr w:type="spellStart"/>
       <w:r>
@@ -2500,9 +2184,6 @@
       </w:r>
     </w:p>
     <w:p>
-      <w:pPr>
-        <w:spacing w:line="240" w:lineRule="auto"/>
-      </w:pPr>
       <w:proofErr w:type="spellStart"/>
       <w:r>
         <w:t>Nhờ</w:t>
@@ -2525,6 +2206,30 @@
       </w:r>
       <w:proofErr w:type="spellEnd"/>
       <w:r>
+        <w:t xml:space="preserve"> </w:t>
+      </w:r>
+      <w:proofErr w:type="spellStart"/>
+      <w:r>
+        <w:t>hệ</w:t>
+      </w:r>
+      <w:proofErr w:type="spellEnd"/>
+      <w:r>
+        <w:t xml:space="preserve"> </w:t>
+      </w:r>
+      <w:proofErr w:type="spellStart"/>
+      <w:r>
+        <w:t>thống</w:t>
+      </w:r>
+      <w:proofErr w:type="spellEnd"/>
+      <w:r>
+        <w:t xml:space="preserve"> Grid </w:t>
+      </w:r>
+      <w:proofErr w:type="spellStart"/>
+      <w:r>
+        <w:t>của</w:t>
+      </w:r>
+      <w:proofErr w:type="spellEnd"/>
+      <w:r>
         <w:t xml:space="preserve"> Bootstrap </w:t>
       </w:r>
       <w:proofErr w:type="spellStart"/>
@@ -2565,6 +2270,86 @@
       </w:r>
       <w:proofErr w:type="spellEnd"/>
       <w:r>
+        <w:t xml:space="preserve">, </w:t>
+      </w:r>
+      <w:proofErr w:type="spellStart"/>
+      <w:r>
+        <w:t>giao</w:t>
+      </w:r>
+      <w:proofErr w:type="spellEnd"/>
+      <w:r>
+        <w:t xml:space="preserve"> </w:t>
+      </w:r>
+      <w:proofErr w:type="spellStart"/>
+      <w:r>
+        <w:t>diện</w:t>
+      </w:r>
+      <w:proofErr w:type="spellEnd"/>
+      <w:r>
+        <w:t xml:space="preserve"> </w:t>
+      </w:r>
+      <w:proofErr w:type="spellStart"/>
+      <w:r>
+        <w:t>có</w:t>
+      </w:r>
+      <w:proofErr w:type="spellEnd"/>
+      <w:r>
+        <w:t xml:space="preserve"> </w:t>
+      </w:r>
+      <w:proofErr w:type="spellStart"/>
+      <w:r>
+        <w:t>thể</w:t>
+      </w:r>
+      <w:proofErr w:type="spellEnd"/>
+      <w:r>
+        <w:t xml:space="preserve"> </w:t>
+      </w:r>
+      <w:proofErr w:type="spellStart"/>
+      <w:r>
+        <w:t>tự</w:t>
+      </w:r>
+      <w:proofErr w:type="spellEnd"/>
+      <w:r>
+        <w:t xml:space="preserve"> </w:t>
+      </w:r>
+      <w:proofErr w:type="spellStart"/>
+      <w:r>
+        <w:t>động</w:t>
+      </w:r>
+      <w:proofErr w:type="spellEnd"/>
+      <w:r>
+        <w:t xml:space="preserve"> </w:t>
+      </w:r>
+      <w:proofErr w:type="spellStart"/>
+      <w:r>
+        <w:t>thay</w:t>
+      </w:r>
+      <w:proofErr w:type="spellEnd"/>
+      <w:r>
+        <w:t xml:space="preserve"> </w:t>
+      </w:r>
+      <w:proofErr w:type="spellStart"/>
+      <w:r>
+        <w:t>đổi</w:t>
+      </w:r>
+      <w:proofErr w:type="spellEnd"/>
+      <w:r>
+        <w:t xml:space="preserve"> </w:t>
+      </w:r>
+      <w:proofErr w:type="spellStart"/>
+      <w:r>
+        <w:t>kích</w:t>
+      </w:r>
+      <w:proofErr w:type="spellEnd"/>
+      <w:r>
+        <w:t xml:space="preserve"> </w:t>
+      </w:r>
+      <w:proofErr w:type="spellStart"/>
+      <w:r>
+        <w:t>thước</w:t>
+      </w:r>
+      <w:proofErr w:type="spellEnd"/>
+      <w:r>
         <w:t xml:space="preserve"> </w:t>
       </w:r>
       <w:proofErr w:type="spellStart"/>
@@ -2573,107 +2358,27 @@
       </w:r>
       <w:proofErr w:type="spellEnd"/>
       <w:r>
-        <w:t xml:space="preserve"> Media Query, </w:t>
-      </w:r>
-      <w:proofErr w:type="spellStart"/>
-      <w:r>
-        <w:t>giao</w:t>
-      </w:r>
-      <w:proofErr w:type="spellEnd"/>
-      <w:r>
-        <w:t xml:space="preserve"> </w:t>
-      </w:r>
-      <w:proofErr w:type="spellStart"/>
-      <w:r>
-        <w:t>diện</w:t>
-      </w:r>
-      <w:proofErr w:type="spellEnd"/>
-      <w:r>
-        <w:t xml:space="preserve"> </w:t>
-      </w:r>
-      <w:proofErr w:type="spellStart"/>
-      <w:r>
-        <w:t>có</w:t>
-      </w:r>
-      <w:proofErr w:type="spellEnd"/>
-      <w:r>
-        <w:t xml:space="preserve"> </w:t>
-      </w:r>
-      <w:proofErr w:type="spellStart"/>
-      <w:r>
-        <w:t>thể</w:t>
-      </w:r>
-      <w:proofErr w:type="spellEnd"/>
-      <w:r>
-        <w:t xml:space="preserve"> </w:t>
-      </w:r>
-      <w:proofErr w:type="spellStart"/>
-      <w:r>
-        <w:t>tự</w:t>
-      </w:r>
-      <w:proofErr w:type="spellEnd"/>
-      <w:r>
-        <w:t xml:space="preserve"> </w:t>
-      </w:r>
-      <w:proofErr w:type="spellStart"/>
-      <w:r>
-        <w:t>động</w:t>
-      </w:r>
-      <w:proofErr w:type="spellEnd"/>
-      <w:r>
-        <w:t xml:space="preserve"> </w:t>
-      </w:r>
-      <w:proofErr w:type="spellStart"/>
-      <w:r>
-        <w:t>thay</w:t>
-      </w:r>
-      <w:proofErr w:type="spellEnd"/>
-      <w:r>
-        <w:t xml:space="preserve"> </w:t>
-      </w:r>
-      <w:proofErr w:type="spellStart"/>
-      <w:r>
-        <w:t>đổi</w:t>
-      </w:r>
-      <w:proofErr w:type="spellEnd"/>
-      <w:r>
-        <w:t xml:space="preserve"> </w:t>
-      </w:r>
-      <w:proofErr w:type="spellStart"/>
-      <w:r>
-        <w:t>kích</w:t>
-      </w:r>
-      <w:proofErr w:type="spellEnd"/>
-      <w:r>
-        <w:t xml:space="preserve"> </w:t>
-      </w:r>
-      <w:proofErr w:type="spellStart"/>
-      <w:r>
-        <w:t>thước</w:t>
-      </w:r>
-      <w:proofErr w:type="spellEnd"/>
-      <w:r>
-        <w:t xml:space="preserve"> </w:t>
-      </w:r>
-      <w:proofErr w:type="spellStart"/>
-      <w:r>
-        <w:t>và</w:t>
-      </w:r>
-      <w:proofErr w:type="spellEnd"/>
-      <w:r>
-        <w:t xml:space="preserve"> </w:t>
-      </w:r>
-      <w:proofErr w:type="spellStart"/>
-      <w:r>
-        <w:t>sắp</w:t>
-      </w:r>
-      <w:proofErr w:type="spellEnd"/>
-      <w:r>
-        <w:t xml:space="preserve"> </w:t>
-      </w:r>
-      <w:proofErr w:type="spellStart"/>
-      <w:r>
-        <w:t>xếp</w:t>
+        <w:t xml:space="preserve"> </w:t>
+      </w:r>
+      <w:proofErr w:type="spellStart"/>
+      <w:r>
+        <w:t>bố</w:t>
+      </w:r>
+      <w:proofErr w:type="spellEnd"/>
+      <w:r>
+        <w:t xml:space="preserve"> </w:t>
+      </w:r>
+      <w:proofErr w:type="spellStart"/>
+      <w:r>
+        <w:t>cục</w:t>
+      </w:r>
+      <w:proofErr w:type="spellEnd"/>
+      <w:r>
+        <w:t xml:space="preserve"> </w:t>
+      </w:r>
+      <w:proofErr w:type="spellStart"/>
+      <w:r>
+        <w:t>phù</w:t>
       </w:r>
       <w:proofErr w:type="spellEnd"/>
       <w:r>
@@ -2689,23 +2394,23 @@
       </w:r>
       <w:proofErr w:type="spellStart"/>
       <w:r>
-        <w:t>lý</w:t>
-      </w:r>
-      <w:proofErr w:type="spellEnd"/>
-      <w:r>
-        <w:t xml:space="preserve"> </w:t>
-      </w:r>
-      <w:proofErr w:type="spellStart"/>
-      <w:r>
-        <w:t>trên</w:t>
-      </w:r>
-      <w:proofErr w:type="spellEnd"/>
-      <w:r>
-        <w:t xml:space="preserve"> </w:t>
-      </w:r>
-      <w:proofErr w:type="spellStart"/>
-      <w:r>
-        <w:t>mọi</w:t>
+        <w:t>với</w:t>
+      </w:r>
+      <w:proofErr w:type="spellEnd"/>
+      <w:r>
+        <w:t xml:space="preserve"> </w:t>
+      </w:r>
+      <w:proofErr w:type="spellStart"/>
+      <w:r>
+        <w:t>từng</w:t>
+      </w:r>
+      <w:proofErr w:type="spellEnd"/>
+      <w:r>
+        <w:t xml:space="preserve"> </w:t>
+      </w:r>
+      <w:proofErr w:type="spellStart"/>
+      <w:r>
+        <w:t>loại</w:t>
       </w:r>
       <w:proofErr w:type="spellEnd"/>
       <w:r>
@@ -2730,7 +2435,6 @@
     </w:p>
     <w:p>
       <w:pPr>
-        <w:spacing w:line="240" w:lineRule="auto"/>
         <w:rPr>
           <w:b/>
         </w:rPr>
@@ -2787,9 +2491,6 @@
       <w:proofErr w:type="spellEnd"/>
     </w:p>
     <w:p>
-      <w:pPr>
-        <w:spacing w:line="240" w:lineRule="auto"/>
-      </w:pPr>
       <w:proofErr w:type="spellStart"/>
       <w:proofErr w:type="gramStart"/>
       <w:r>
@@ -2895,7 +2596,6 @@
           <w:ilvl w:val="0"/>
           <w:numId w:val="4"/>
         </w:numPr>
-        <w:spacing w:line="240" w:lineRule="auto"/>
       </w:pPr>
       <w:proofErr w:type="spellStart"/>
       <w:r>
@@ -2915,51 +2615,11 @@
       </w:r>
       <w:proofErr w:type="spellStart"/>
       <w:r>
-        <w:t>dựa</w:t>
-      </w:r>
-      <w:proofErr w:type="spellEnd"/>
-      <w:r>
-        <w:t xml:space="preserve"> </w:t>
-      </w:r>
-      <w:proofErr w:type="spellStart"/>
-      <w:r>
-        <w:t>trên</w:t>
-      </w:r>
-      <w:proofErr w:type="spellEnd"/>
-      <w:r>
-        <w:t xml:space="preserve"> </w:t>
-      </w:r>
-      <w:proofErr w:type="spellStart"/>
-      <w:r>
-        <w:t>một</w:t>
-      </w:r>
-      <w:proofErr w:type="spellEnd"/>
-      <w:r>
-        <w:t xml:space="preserve"> </w:t>
-      </w:r>
-      <w:proofErr w:type="spellStart"/>
-      <w:r>
-        <w:t>mẫu</w:t>
-      </w:r>
-      <w:proofErr w:type="spellEnd"/>
-      <w:r>
-        <w:t xml:space="preserve"> </w:t>
-      </w:r>
-      <w:proofErr w:type="spellStart"/>
-      <w:r>
-        <w:t>giao</w:t>
-      </w:r>
-      <w:proofErr w:type="spellEnd"/>
-      <w:r>
-        <w:t xml:space="preserve"> </w:t>
-      </w:r>
-      <w:proofErr w:type="spellStart"/>
-      <w:r>
-        <w:t>diện</w:t>
-      </w:r>
-      <w:proofErr w:type="spellEnd"/>
-      <w:r>
-        <w:t xml:space="preserve">. </w:t>
+        <w:t>bằng</w:t>
+      </w:r>
+      <w:proofErr w:type="spellEnd"/>
+      <w:r>
+        <w:t xml:space="preserve"> framework Bootstrap. </w:t>
       </w:r>
     </w:p>
     <w:p>
@@ -2968,39 +2628,22 @@
           <w:ilvl w:val="0"/>
           <w:numId w:val="4"/>
         </w:numPr>
-        <w:spacing w:line="240" w:lineRule="auto"/>
-      </w:pPr>
-      <w:proofErr w:type="spellStart"/>
-      <w:r>
-        <w:t>Có</w:t>
-      </w:r>
-      <w:proofErr w:type="spellEnd"/>
-      <w:r>
-        <w:t xml:space="preserve"> </w:t>
-      </w:r>
-      <w:proofErr w:type="spellStart"/>
-      <w:r>
-        <w:t>nhiều</w:t>
-      </w:r>
-      <w:proofErr w:type="spellEnd"/>
-      <w:r>
-        <w:t xml:space="preserve"> </w:t>
-      </w:r>
-      <w:proofErr w:type="spellStart"/>
-      <w:r>
-        <w:t>thay</w:t>
-      </w:r>
-      <w:proofErr w:type="spellEnd"/>
-      <w:r>
-        <w:t xml:space="preserve"> </w:t>
-      </w:r>
-      <w:proofErr w:type="spellStart"/>
-      <w:r>
-        <w:t>đổi</w:t>
-      </w:r>
-      <w:proofErr w:type="spellEnd"/>
-      <w:r>
-        <w:t xml:space="preserve"> </w:t>
+      </w:pPr>
+      <w:proofErr w:type="spellStart"/>
+      <w:r>
+        <w:t>Sử</w:t>
+      </w:r>
+      <w:proofErr w:type="spellEnd"/>
+      <w:r>
+        <w:t xml:space="preserve"> </w:t>
+      </w:r>
+      <w:proofErr w:type="spellStart"/>
+      <w:r>
+        <w:t>dụng</w:t>
+      </w:r>
+      <w:proofErr w:type="spellEnd"/>
+      <w:r>
+        <w:t xml:space="preserve"> HTML5, CSS3 </w:t>
       </w:r>
       <w:proofErr w:type="spellStart"/>
       <w:r>
@@ -3008,47 +2651,7 @@
       </w:r>
       <w:proofErr w:type="spellEnd"/>
       <w:r>
-        <w:t xml:space="preserve"> </w:t>
-      </w:r>
-      <w:proofErr w:type="spellStart"/>
-      <w:r>
-        <w:t>tùy</w:t>
-      </w:r>
-      <w:proofErr w:type="spellEnd"/>
-      <w:r>
-        <w:t xml:space="preserve"> </w:t>
-      </w:r>
-      <w:proofErr w:type="spellStart"/>
-      <w:r>
-        <w:t>chỉnh</w:t>
-      </w:r>
-      <w:proofErr w:type="spellEnd"/>
-      <w:r>
-        <w:t xml:space="preserve"> so </w:t>
-      </w:r>
-      <w:proofErr w:type="spellStart"/>
-      <w:r>
-        <w:t>với</w:t>
-      </w:r>
-      <w:proofErr w:type="spellEnd"/>
-      <w:r>
-        <w:t xml:space="preserve"> </w:t>
-      </w:r>
-      <w:proofErr w:type="spellStart"/>
-      <w:r>
-        <w:t>mẫu</w:t>
-      </w:r>
-      <w:proofErr w:type="spellEnd"/>
-      <w:r>
-        <w:t xml:space="preserve"> ban </w:t>
-      </w:r>
-      <w:proofErr w:type="spellStart"/>
-      <w:r>
-        <w:t>đầu</w:t>
-      </w:r>
-      <w:proofErr w:type="spellEnd"/>
-      <w:r>
-        <w:t xml:space="preserve">. </w:t>
+        <w:t xml:space="preserve"> JavaScript. </w:t>
       </w:r>
     </w:p>
     <w:p>
@@ -3057,11 +2660,58 @@
           <w:ilvl w:val="0"/>
           <w:numId w:val="4"/>
         </w:numPr>
-        <w:spacing w:line="240" w:lineRule="auto"/>
-      </w:pPr>
-      <w:proofErr w:type="spellStart"/>
-      <w:r>
-        <w:t>Sử</w:t>
+      </w:pPr>
+      <w:proofErr w:type="spellStart"/>
+      <w:r>
+        <w:t>Tùy</w:t>
+      </w:r>
+      <w:proofErr w:type="spellEnd"/>
+      <w:r>
+        <w:t xml:space="preserve"> </w:t>
+      </w:r>
+      <w:proofErr w:type="spellStart"/>
+      <w:r>
+        <w:t>chỉnh</w:t>
+      </w:r>
+      <w:proofErr w:type="spellEnd"/>
+      <w:r>
+        <w:t xml:space="preserve"> </w:t>
+      </w:r>
+      <w:proofErr w:type="spellStart"/>
+      <w:r>
+        <w:t>giao</w:t>
+      </w:r>
+      <w:proofErr w:type="spellEnd"/>
+      <w:r>
+        <w:t xml:space="preserve"> </w:t>
+      </w:r>
+      <w:proofErr w:type="spellStart"/>
+      <w:r>
+        <w:t>diện</w:t>
+      </w:r>
+      <w:proofErr w:type="spellEnd"/>
+      <w:r>
+        <w:t xml:space="preserve"> </w:t>
+      </w:r>
+      <w:proofErr w:type="spellStart"/>
+      <w:r>
+        <w:t>thay</w:t>
+      </w:r>
+      <w:proofErr w:type="spellEnd"/>
+      <w:r>
+        <w:t xml:space="preserve"> </w:t>
+      </w:r>
+      <w:proofErr w:type="spellStart"/>
+      <w:r>
+        <w:t>vì</w:t>
+      </w:r>
+      <w:proofErr w:type="spellEnd"/>
+      <w:r>
+        <w:t xml:space="preserve"> </w:t>
+      </w:r>
+      <w:proofErr w:type="spellStart"/>
+      <w:r>
+        <w:t>sử</w:t>
       </w:r>
       <w:proofErr w:type="spellEnd"/>
       <w:r>
@@ -3073,15 +2723,55 @@
       </w:r>
       <w:proofErr w:type="spellEnd"/>
       <w:r>
-        <w:t xml:space="preserve"> HTML, CSS, Bootstrap </w:t>
-      </w:r>
-      <w:proofErr w:type="spellStart"/>
-      <w:r>
-        <w:t>và</w:t>
-      </w:r>
-      <w:proofErr w:type="spellEnd"/>
-      <w:r>
-        <w:t xml:space="preserve"> JavaScript. </w:t>
+        <w:t xml:space="preserve"> </w:t>
+      </w:r>
+      <w:proofErr w:type="spellStart"/>
+      <w:r>
+        <w:t>hoàn</w:t>
+      </w:r>
+      <w:proofErr w:type="spellEnd"/>
+      <w:r>
+        <w:t xml:space="preserve"> </w:t>
+      </w:r>
+      <w:proofErr w:type="spellStart"/>
+      <w:r>
+        <w:t>toàn</w:t>
+      </w:r>
+      <w:proofErr w:type="spellEnd"/>
+      <w:r>
+        <w:t xml:space="preserve"> </w:t>
+      </w:r>
+      <w:proofErr w:type="spellStart"/>
+      <w:r>
+        <w:t>giao</w:t>
+      </w:r>
+      <w:proofErr w:type="spellEnd"/>
+      <w:r>
+        <w:t xml:space="preserve"> </w:t>
+      </w:r>
+      <w:proofErr w:type="spellStart"/>
+      <w:r>
+        <w:t>diện</w:t>
+      </w:r>
+      <w:proofErr w:type="spellEnd"/>
+      <w:r>
+        <w:t xml:space="preserve"> </w:t>
+      </w:r>
+      <w:proofErr w:type="spellStart"/>
+      <w:r>
+        <w:t>mặc</w:t>
+      </w:r>
+      <w:proofErr w:type="spellEnd"/>
+      <w:r>
+        <w:t xml:space="preserve"> </w:t>
+      </w:r>
+      <w:proofErr w:type="spellStart"/>
+      <w:r>
+        <w:t>định</w:t>
+      </w:r>
+      <w:proofErr w:type="spellEnd"/>
+      <w:r>
+        <w:t xml:space="preserve">. </w:t>
       </w:r>
     </w:p>
     <w:p>
@@ -3090,10 +2780,25 @@
           <w:ilvl w:val="0"/>
           <w:numId w:val="4"/>
         </w:numPr>
-        <w:spacing w:line="240" w:lineRule="auto"/>
-      </w:pPr>
-      <w:r>
-        <w:t xml:space="preserve">Giao </w:t>
+      </w:pPr>
+      <w:r>
+        <w:t xml:space="preserve">Website </w:t>
+      </w:r>
+      <w:proofErr w:type="spellStart"/>
+      <w:r>
+        <w:t>có</w:t>
+      </w:r>
+      <w:proofErr w:type="spellEnd"/>
+      <w:r>
+        <w:t xml:space="preserve"> </w:t>
+      </w:r>
+      <w:proofErr w:type="spellStart"/>
+      <w:r>
+        <w:t>giao</w:t>
+      </w:r>
+      <w:proofErr w:type="spellEnd"/>
+      <w:r>
+        <w:t xml:space="preserve"> </w:t>
       </w:r>
       <w:proofErr w:type="spellStart"/>
       <w:r>
@@ -3105,7 +2810,15 @@
       </w:r>
       <w:proofErr w:type="spellStart"/>
       <w:r>
-        <w:t>đẹp</w:t>
+        <w:t>hiện</w:t>
+      </w:r>
+      <w:proofErr w:type="spellEnd"/>
+      <w:r>
+        <w:t xml:space="preserve"> </w:t>
+      </w:r>
+      <w:proofErr w:type="spellStart"/>
+      <w:r>
+        <w:t>đại</w:t>
       </w:r>
       <w:proofErr w:type="spellEnd"/>
       <w:r>
@@ -3113,15 +2826,23 @@
       </w:r>
       <w:proofErr w:type="spellStart"/>
       <w:r>
-        <w:t>hiện</w:t>
-      </w:r>
-      <w:proofErr w:type="spellEnd"/>
-      <w:r>
-        <w:t xml:space="preserve"> </w:t>
-      </w:r>
-      <w:proofErr w:type="spellStart"/>
-      <w:r>
-        <w:t>đại</w:t>
+        <w:t>dễ</w:t>
+      </w:r>
+      <w:proofErr w:type="spellEnd"/>
+      <w:r>
+        <w:t xml:space="preserve"> </w:t>
+      </w:r>
+      <w:proofErr w:type="spellStart"/>
+      <w:r>
+        <w:t>sử</w:t>
+      </w:r>
+      <w:proofErr w:type="spellEnd"/>
+      <w:r>
+        <w:t xml:space="preserve"> </w:t>
+      </w:r>
+      <w:proofErr w:type="spellStart"/>
+      <w:r>
+        <w:t>dụng</w:t>
       </w:r>
       <w:proofErr w:type="spellEnd"/>
       <w:r>
@@ -3137,23 +2858,39 @@
       </w:r>
       <w:proofErr w:type="spellStart"/>
       <w:r>
-        <w:t>dễ</w:t>
-      </w:r>
-      <w:proofErr w:type="spellEnd"/>
-      <w:r>
-        <w:t xml:space="preserve"> </w:t>
-      </w:r>
-      <w:proofErr w:type="spellStart"/>
-      <w:r>
-        <w:t>sử</w:t>
-      </w:r>
-      <w:proofErr w:type="spellEnd"/>
-      <w:r>
-        <w:t xml:space="preserve"> </w:t>
-      </w:r>
-      <w:proofErr w:type="spellStart"/>
-      <w:r>
-        <w:t>dụng</w:t>
+        <w:t>thân</w:t>
+      </w:r>
+      <w:proofErr w:type="spellEnd"/>
+      <w:r>
+        <w:t xml:space="preserve"> </w:t>
+      </w:r>
+      <w:proofErr w:type="spellStart"/>
+      <w:r>
+        <w:t>thiện</w:t>
+      </w:r>
+      <w:proofErr w:type="spellEnd"/>
+      <w:r>
+        <w:t xml:space="preserve"> </w:t>
+      </w:r>
+      <w:proofErr w:type="spellStart"/>
+      <w:r>
+        <w:t>với</w:t>
+      </w:r>
+      <w:proofErr w:type="spellEnd"/>
+      <w:r>
+        <w:t xml:space="preserve"> </w:t>
+      </w:r>
+      <w:proofErr w:type="spellStart"/>
+      <w:r>
+        <w:t>người</w:t>
+      </w:r>
+      <w:proofErr w:type="spellEnd"/>
+      <w:r>
+        <w:t xml:space="preserve"> </w:t>
+      </w:r>
+      <w:proofErr w:type="spellStart"/>
+      <w:r>
+        <w:t>dùng</w:t>
       </w:r>
       <w:proofErr w:type="spellEnd"/>
       <w:r>
@@ -3166,7 +2903,6 @@
           <w:ilvl w:val="0"/>
           <w:numId w:val="4"/>
         </w:numPr>
-        <w:spacing w:line="240" w:lineRule="auto"/>
       </w:pPr>
       <w:r>
         <w:t xml:space="preserve">Responsive </w:t>
@@ -3189,15 +2925,31 @@
       </w:r>
       <w:proofErr w:type="spellStart"/>
       <w:r>
-        <w:t>thiết</w:t>
-      </w:r>
-      <w:proofErr w:type="spellEnd"/>
-      <w:r>
-        <w:t xml:space="preserve"> </w:t>
-      </w:r>
-      <w:proofErr w:type="spellStart"/>
-      <w:r>
-        <w:t>bị</w:t>
+        <w:t>kích</w:t>
+      </w:r>
+      <w:proofErr w:type="spellEnd"/>
+      <w:r>
+        <w:t xml:space="preserve"> </w:t>
+      </w:r>
+      <w:proofErr w:type="spellStart"/>
+      <w:r>
+        <w:t>thước</w:t>
+      </w:r>
+      <w:proofErr w:type="spellEnd"/>
+      <w:r>
+        <w:t xml:space="preserve"> </w:t>
+      </w:r>
+      <w:proofErr w:type="spellStart"/>
+      <w:r>
+        <w:t>màn</w:t>
+      </w:r>
+      <w:proofErr w:type="spellEnd"/>
+      <w:r>
+        <w:t xml:space="preserve"> </w:t>
+      </w:r>
+      <w:proofErr w:type="spellStart"/>
+      <w:r>
+        <w:t>hình</w:t>
       </w:r>
       <w:proofErr w:type="spellEnd"/>
       <w:r>
@@ -3210,30 +2962,74 @@
           <w:ilvl w:val="0"/>
           <w:numId w:val="4"/>
         </w:numPr>
-        <w:spacing w:line="240" w:lineRule="auto"/>
-      </w:pPr>
-      <w:r>
-        <w:t xml:space="preserve">CSS </w:t>
-      </w:r>
-      <w:proofErr w:type="spellStart"/>
-      <w:r>
-        <w:t>được</w:t>
-      </w:r>
-      <w:proofErr w:type="spellEnd"/>
-      <w:r>
-        <w:t xml:space="preserve"> </w:t>
-      </w:r>
-      <w:proofErr w:type="spellStart"/>
-      <w:r>
-        <w:t>chỉnh</w:t>
-      </w:r>
-      <w:proofErr w:type="spellEnd"/>
-      <w:r>
-        <w:t xml:space="preserve"> </w:t>
-      </w:r>
-      <w:proofErr w:type="spellStart"/>
-      <w:r>
-        <w:t>sửa</w:t>
+      </w:pPr>
+      <w:proofErr w:type="spellStart"/>
+      <w:r>
+        <w:t>Cấu</w:t>
+      </w:r>
+      <w:proofErr w:type="spellEnd"/>
+      <w:r>
+        <w:t xml:space="preserve"> </w:t>
+      </w:r>
+      <w:proofErr w:type="spellStart"/>
+      <w:r>
+        <w:t>trúc</w:t>
+      </w:r>
+      <w:proofErr w:type="spellEnd"/>
+      <w:r>
+        <w:t xml:space="preserve"> </w:t>
+      </w:r>
+      <w:proofErr w:type="spellStart"/>
+      <w:r>
+        <w:t>mã</w:t>
+      </w:r>
+      <w:proofErr w:type="spellEnd"/>
+      <w:r>
+        <w:t xml:space="preserve"> </w:t>
+      </w:r>
+      <w:proofErr w:type="spellStart"/>
+      <w:r>
+        <w:t>nguồn</w:t>
+      </w:r>
+      <w:proofErr w:type="spellEnd"/>
+      <w:r>
+        <w:t xml:space="preserve"> </w:t>
+      </w:r>
+      <w:proofErr w:type="spellStart"/>
+      <w:r>
+        <w:t>rõ</w:t>
+      </w:r>
+      <w:proofErr w:type="spellEnd"/>
+      <w:r>
+        <w:t xml:space="preserve"> </w:t>
+      </w:r>
+      <w:proofErr w:type="spellStart"/>
+      <w:r>
+        <w:t>ràng</w:t>
+      </w:r>
+      <w:proofErr w:type="spellEnd"/>
+      <w:r>
+        <w:t xml:space="preserve">, </w:t>
+      </w:r>
+      <w:proofErr w:type="spellStart"/>
+      <w:r>
+        <w:t>dễ</w:t>
+      </w:r>
+      <w:proofErr w:type="spellEnd"/>
+      <w:r>
+        <w:t xml:space="preserve"> </w:t>
+      </w:r>
+      <w:proofErr w:type="spellStart"/>
+      <w:r>
+        <w:t>bảo</w:t>
+      </w:r>
+      <w:proofErr w:type="spellEnd"/>
+      <w:r>
+        <w:t xml:space="preserve"> </w:t>
+      </w:r>
+      <w:proofErr w:type="spellStart"/>
+      <w:r>
+        <w:t>trì</w:t>
       </w:r>
       <w:proofErr w:type="spellEnd"/>
       <w:r>
@@ -3249,47 +3045,15 @@
       </w:r>
       <w:proofErr w:type="spellStart"/>
       <w:r>
-        <w:t>bổ</w:t>
-      </w:r>
-      <w:proofErr w:type="spellEnd"/>
-      <w:r>
-        <w:t xml:space="preserve"> sung </w:t>
-      </w:r>
-      <w:proofErr w:type="spellStart"/>
-      <w:r>
-        <w:t>để</w:t>
-      </w:r>
-      <w:proofErr w:type="spellEnd"/>
-      <w:r>
-        <w:t xml:space="preserve"> </w:t>
-      </w:r>
-      <w:proofErr w:type="spellStart"/>
-      <w:r>
-        <w:t>tạo</w:t>
-      </w:r>
-      <w:proofErr w:type="spellEnd"/>
-      <w:r>
-        <w:t xml:space="preserve"> </w:t>
-      </w:r>
-      <w:proofErr w:type="spellStart"/>
-      <w:r>
-        <w:t>phong</w:t>
-      </w:r>
-      <w:proofErr w:type="spellEnd"/>
-      <w:r>
-        <w:t xml:space="preserve"> </w:t>
-      </w:r>
-      <w:proofErr w:type="spellStart"/>
-      <w:r>
-        <w:t>cách</w:t>
-      </w:r>
-      <w:proofErr w:type="spellEnd"/>
-      <w:r>
-        <w:t xml:space="preserve"> </w:t>
-      </w:r>
-      <w:proofErr w:type="spellStart"/>
-      <w:r>
-        <w:t>riêng</w:t>
+        <w:t>mở</w:t>
+      </w:r>
+      <w:proofErr w:type="spellEnd"/>
+      <w:r>
+        <w:t xml:space="preserve"> </w:t>
+      </w:r>
+      <w:proofErr w:type="spellStart"/>
+      <w:r>
+        <w:t>rộng</w:t>
       </w:r>
       <w:proofErr w:type="spellEnd"/>
       <w:r>
@@ -3298,96 +3062,6 @@
     </w:p>
     <w:p>
       <w:pPr>
-        <w:numPr>
-          <w:ilvl w:val="0"/>
-          <w:numId w:val="4"/>
-        </w:numPr>
-        <w:spacing w:line="240" w:lineRule="auto"/>
-      </w:pPr>
-      <w:proofErr w:type="spellStart"/>
-      <w:r>
-        <w:t>Cấu</w:t>
-      </w:r>
-      <w:proofErr w:type="spellEnd"/>
-      <w:r>
-        <w:t xml:space="preserve"> </w:t>
-      </w:r>
-      <w:proofErr w:type="spellStart"/>
-      <w:r>
-        <w:t>trúc</w:t>
-      </w:r>
-      <w:proofErr w:type="spellEnd"/>
-      <w:r>
-        <w:t xml:space="preserve"> website </w:t>
-      </w:r>
-      <w:proofErr w:type="spellStart"/>
-      <w:r>
-        <w:t>rõ</w:t>
-      </w:r>
-      <w:proofErr w:type="spellEnd"/>
-      <w:r>
-        <w:t xml:space="preserve"> </w:t>
-      </w:r>
-      <w:proofErr w:type="spellStart"/>
-      <w:r>
-        <w:t>ràng</w:t>
-      </w:r>
-      <w:proofErr w:type="spellEnd"/>
-      <w:r>
-        <w:t xml:space="preserve">, </w:t>
-      </w:r>
-      <w:proofErr w:type="spellStart"/>
-      <w:r>
-        <w:t>dễ</w:t>
-      </w:r>
-      <w:proofErr w:type="spellEnd"/>
-      <w:r>
-        <w:t xml:space="preserve"> </w:t>
-      </w:r>
-      <w:proofErr w:type="spellStart"/>
-      <w:r>
-        <w:t>bảo</w:t>
-      </w:r>
-      <w:proofErr w:type="spellEnd"/>
-      <w:r>
-        <w:t xml:space="preserve"> </w:t>
-      </w:r>
-      <w:proofErr w:type="spellStart"/>
-      <w:r>
-        <w:t>trì</w:t>
-      </w:r>
-      <w:proofErr w:type="spellEnd"/>
-      <w:r>
-        <w:t xml:space="preserve"> </w:t>
-      </w:r>
-      <w:proofErr w:type="spellStart"/>
-      <w:r>
-        <w:t>và</w:t>
-      </w:r>
-      <w:proofErr w:type="spellEnd"/>
-      <w:r>
-        <w:t xml:space="preserve"> </w:t>
-      </w:r>
-      <w:proofErr w:type="spellStart"/>
-      <w:r>
-        <w:t>mở</w:t>
-      </w:r>
-      <w:proofErr w:type="spellEnd"/>
-      <w:r>
-        <w:t xml:space="preserve"> </w:t>
-      </w:r>
-      <w:proofErr w:type="spellStart"/>
-      <w:r>
-        <w:t>rộng</w:t>
-      </w:r>
-      <w:proofErr w:type="spellEnd"/>
-      <w:r>
-        <w:t xml:space="preserve">. </w:t>
-      </w:r>
-    </w:p>
-    <w:p>
-      <w:pPr>
-        <w:spacing w:line="240" w:lineRule="auto"/>
         <w:rPr>
           <w:b/>
         </w:rPr>
@@ -3397,6 +3071,7 @@
         <w:rPr>
           <w:b/>
         </w:rPr>
+        <w:lastRenderedPageBreak/>
         <w:t>Kết</w:t>
       </w:r>
       <w:proofErr w:type="spellEnd"/>
@@ -3416,9 +3091,6 @@
       <w:proofErr w:type="spellEnd"/>
     </w:p>
     <w:p>
-      <w:pPr>
-        <w:spacing w:line="240" w:lineRule="auto"/>
-      </w:pPr>
       <w:r>
         <w:t xml:space="preserve">Thông qua </w:t>
       </w:r>
@@ -3464,6 +3136,278 @@
       </w:r>
       <w:proofErr w:type="spellStart"/>
       <w:r>
+        <w:t>củng</w:t>
+      </w:r>
+      <w:proofErr w:type="spellEnd"/>
+      <w:r>
+        <w:t xml:space="preserve"> </w:t>
+      </w:r>
+      <w:proofErr w:type="spellStart"/>
+      <w:r>
+        <w:t>cố</w:t>
+      </w:r>
+      <w:proofErr w:type="spellEnd"/>
+      <w:r>
+        <w:t xml:space="preserve"> </w:t>
+      </w:r>
+      <w:proofErr w:type="spellStart"/>
+      <w:r>
+        <w:t>kỹ</w:t>
+      </w:r>
+      <w:proofErr w:type="spellEnd"/>
+      <w:r>
+        <w:t xml:space="preserve"> </w:t>
+      </w:r>
+      <w:proofErr w:type="spellStart"/>
+      <w:r>
+        <w:t>năng</w:t>
+      </w:r>
+      <w:proofErr w:type="spellEnd"/>
+      <w:r>
+        <w:t xml:space="preserve"> </w:t>
+      </w:r>
+      <w:proofErr w:type="spellStart"/>
+      <w:r>
+        <w:t>sử</w:t>
+      </w:r>
+      <w:proofErr w:type="spellEnd"/>
+      <w:r>
+        <w:t xml:space="preserve"> </w:t>
+      </w:r>
+      <w:proofErr w:type="spellStart"/>
+      <w:r>
+        <w:t>dụng</w:t>
+      </w:r>
+      <w:proofErr w:type="spellEnd"/>
+      <w:r>
+        <w:t xml:space="preserve"> Bootstrap Framework </w:t>
+      </w:r>
+      <w:proofErr w:type="spellStart"/>
+      <w:r>
+        <w:t>kết</w:t>
+      </w:r>
+      <w:proofErr w:type="spellEnd"/>
+      <w:r>
+        <w:t xml:space="preserve"> </w:t>
+      </w:r>
+      <w:proofErr w:type="spellStart"/>
+      <w:r>
+        <w:t>hợp</w:t>
+      </w:r>
+      <w:proofErr w:type="spellEnd"/>
+      <w:r>
+        <w:t xml:space="preserve"> </w:t>
+      </w:r>
+      <w:proofErr w:type="spellStart"/>
+      <w:r>
+        <w:t>với</w:t>
+      </w:r>
+      <w:proofErr w:type="spellEnd"/>
+      <w:r>
+        <w:t xml:space="preserve"> HTML5, CSS3 </w:t>
+      </w:r>
+      <w:proofErr w:type="spellStart"/>
+      <w:r>
+        <w:t>và</w:t>
+      </w:r>
+      <w:proofErr w:type="spellEnd"/>
+      <w:r>
+        <w:t xml:space="preserve"> JavaScript </w:t>
+      </w:r>
+      <w:proofErr w:type="spellStart"/>
+      <w:r>
+        <w:t>để</w:t>
+      </w:r>
+      <w:proofErr w:type="spellEnd"/>
+      <w:r>
+        <w:t xml:space="preserve"> </w:t>
+      </w:r>
+      <w:proofErr w:type="spellStart"/>
+      <w:r>
+        <w:t>xây</w:t>
+      </w:r>
+      <w:proofErr w:type="spellEnd"/>
+      <w:r>
+        <w:t xml:space="preserve"> </w:t>
+      </w:r>
+      <w:proofErr w:type="spellStart"/>
+      <w:r>
+        <w:t>dựng</w:t>
+      </w:r>
+      <w:proofErr w:type="spellEnd"/>
+      <w:r>
+        <w:t xml:space="preserve"> </w:t>
+      </w:r>
+      <w:proofErr w:type="spellStart"/>
+      <w:r>
+        <w:t>một</w:t>
+      </w:r>
+      <w:proofErr w:type="spellEnd"/>
+      <w:r>
+        <w:t xml:space="preserve"> website portfolio </w:t>
+      </w:r>
+      <w:proofErr w:type="spellStart"/>
+      <w:r>
+        <w:t>hoàn</w:t>
+      </w:r>
+      <w:proofErr w:type="spellEnd"/>
+      <w:r>
+        <w:t xml:space="preserve"> </w:t>
+      </w:r>
+      <w:proofErr w:type="spellStart"/>
+      <w:r>
+        <w:t>chỉnh</w:t>
+      </w:r>
+      <w:proofErr w:type="spellEnd"/>
+      <w:r>
+        <w:t xml:space="preserve">. </w:t>
+      </w:r>
+      <w:proofErr w:type="spellStart"/>
+      <w:r>
+        <w:t>Dự</w:t>
+      </w:r>
+      <w:proofErr w:type="spellEnd"/>
+      <w:r>
+        <w:t xml:space="preserve"> </w:t>
+      </w:r>
+      <w:proofErr w:type="spellStart"/>
+      <w:r>
+        <w:t>án</w:t>
+      </w:r>
+      <w:proofErr w:type="spellEnd"/>
+      <w:r>
+        <w:t xml:space="preserve"> </w:t>
+      </w:r>
+      <w:proofErr w:type="spellStart"/>
+      <w:r>
+        <w:t>giúp</w:t>
+      </w:r>
+      <w:proofErr w:type="spellEnd"/>
+      <w:r>
+        <w:t xml:space="preserve"> </w:t>
+      </w:r>
+      <w:proofErr w:type="spellStart"/>
+      <w:r>
+        <w:t>tôi</w:t>
+      </w:r>
+      <w:proofErr w:type="spellEnd"/>
+      <w:r>
+        <w:t xml:space="preserve"> </w:t>
+      </w:r>
+      <w:proofErr w:type="spellStart"/>
+      <w:r>
+        <w:t>hiểu</w:t>
+      </w:r>
+      <w:proofErr w:type="spellEnd"/>
+      <w:r>
+        <w:t xml:space="preserve"> </w:t>
+      </w:r>
+      <w:proofErr w:type="spellStart"/>
+      <w:r>
+        <w:t>rõ</w:t>
+      </w:r>
+      <w:proofErr w:type="spellEnd"/>
+      <w:r>
+        <w:t xml:space="preserve"> </w:t>
+      </w:r>
+      <w:proofErr w:type="spellStart"/>
+      <w:r>
+        <w:t>hơn</w:t>
+      </w:r>
+      <w:proofErr w:type="spellEnd"/>
+      <w:r>
+        <w:t xml:space="preserve"> </w:t>
+      </w:r>
+      <w:proofErr w:type="spellStart"/>
+      <w:r>
+        <w:t>về</w:t>
+      </w:r>
+      <w:proofErr w:type="spellEnd"/>
+      <w:r>
+        <w:t xml:space="preserve"> </w:t>
+      </w:r>
+      <w:proofErr w:type="spellStart"/>
+      <w:r>
+        <w:t>cách</w:t>
+      </w:r>
+      <w:proofErr w:type="spellEnd"/>
+      <w:r>
+        <w:t xml:space="preserve"> </w:t>
+      </w:r>
+      <w:proofErr w:type="spellStart"/>
+      <w:r>
+        <w:t>sử</w:t>
+      </w:r>
+      <w:proofErr w:type="spellEnd"/>
+      <w:r>
+        <w:t xml:space="preserve"> </w:t>
+      </w:r>
+      <w:proofErr w:type="spellStart"/>
+      <w:r>
+        <w:t>dụng</w:t>
+      </w:r>
+      <w:proofErr w:type="spellEnd"/>
+      <w:r>
+        <w:t xml:space="preserve"> framework </w:t>
+      </w:r>
+      <w:proofErr w:type="spellStart"/>
+      <w:r>
+        <w:t>trong</w:t>
+      </w:r>
+      <w:proofErr w:type="spellEnd"/>
+      <w:r>
+        <w:t xml:space="preserve"> </w:t>
+      </w:r>
+      <w:proofErr w:type="spellStart"/>
+      <w:r>
+        <w:t>phát</w:t>
+      </w:r>
+      <w:proofErr w:type="spellEnd"/>
+      <w:r>
+        <w:t xml:space="preserve"> </w:t>
+      </w:r>
+      <w:proofErr w:type="spellStart"/>
+      <w:r>
+        <w:t>triển</w:t>
+      </w:r>
+      <w:proofErr w:type="spellEnd"/>
+      <w:r>
+        <w:t xml:space="preserve"> </w:t>
+      </w:r>
+      <w:proofErr w:type="spellStart"/>
+      <w:r>
+        <w:t>giao</w:t>
+      </w:r>
+      <w:proofErr w:type="spellEnd"/>
+      <w:r>
+        <w:t xml:space="preserve"> </w:t>
+      </w:r>
+      <w:proofErr w:type="spellStart"/>
+      <w:r>
+        <w:t>diện</w:t>
+      </w:r>
+      <w:proofErr w:type="spellEnd"/>
+      <w:r>
+        <w:t xml:space="preserve"> web, </w:t>
+      </w:r>
+      <w:proofErr w:type="spellStart"/>
+      <w:r>
+        <w:t>đồng</w:t>
+      </w:r>
+      <w:proofErr w:type="spellEnd"/>
+      <w:r>
+        <w:t xml:space="preserve"> </w:t>
+      </w:r>
+      <w:proofErr w:type="spellStart"/>
+      <w:r>
+        <w:t>thời</w:t>
+      </w:r>
+      <w:proofErr w:type="spellEnd"/>
+      <w:r>
+        <w:t xml:space="preserve"> </w:t>
+      </w:r>
+      <w:proofErr w:type="spellStart"/>
+      <w:r>
         <w:t>nâng</w:t>
       </w:r>
       <w:proofErr w:type="spellEnd"/>
@@ -3480,7 +3424,7 @@
       </w:r>
       <w:proofErr w:type="spellStart"/>
       <w:r>
-        <w:t>kỹ</w:t>
+        <w:t>khả</w:t>
       </w:r>
       <w:proofErr w:type="spellEnd"/>
       <w:r>
@@ -3508,95 +3452,55 @@
       </w:r>
       <w:proofErr w:type="spellEnd"/>
       <w:r>
-        <w:t xml:space="preserve"> </w:t>
-      </w:r>
-      <w:proofErr w:type="spellStart"/>
-      <w:r>
-        <w:t>giao</w:t>
-      </w:r>
-      <w:proofErr w:type="spellEnd"/>
-      <w:r>
-        <w:t xml:space="preserve"> </w:t>
-      </w:r>
-      <w:proofErr w:type="spellStart"/>
-      <w:r>
-        <w:t>diện</w:t>
-      </w:r>
-      <w:proofErr w:type="spellEnd"/>
-      <w:r>
-        <w:t xml:space="preserve"> web </w:t>
-      </w:r>
-      <w:proofErr w:type="spellStart"/>
-      <w:r>
-        <w:t>từ</w:t>
-      </w:r>
-      <w:proofErr w:type="spellEnd"/>
-      <w:r>
-        <w:t xml:space="preserve"> </w:t>
-      </w:r>
-      <w:proofErr w:type="spellStart"/>
-      <w:r>
-        <w:t>một</w:t>
-      </w:r>
-      <w:proofErr w:type="spellEnd"/>
-      <w:r>
-        <w:t xml:space="preserve"> </w:t>
-      </w:r>
-      <w:proofErr w:type="spellStart"/>
-      <w:r>
-        <w:t>mẫu</w:t>
-      </w:r>
-      <w:proofErr w:type="spellEnd"/>
-      <w:r>
-        <w:t xml:space="preserve"> </w:t>
-      </w:r>
-      <w:proofErr w:type="spellStart"/>
-      <w:r>
-        <w:t>có</w:t>
-      </w:r>
-      <w:proofErr w:type="spellEnd"/>
-      <w:r>
-        <w:t xml:space="preserve"> </w:t>
-      </w:r>
-      <w:proofErr w:type="spellStart"/>
-      <w:r>
-        <w:t>sẵn</w:t>
-      </w:r>
-      <w:proofErr w:type="spellEnd"/>
-      <w:r>
         <w:t xml:space="preserve">, </w:t>
       </w:r>
       <w:proofErr w:type="spellStart"/>
       <w:r>
-        <w:t>sử</w:t>
-      </w:r>
-      <w:proofErr w:type="spellEnd"/>
-      <w:r>
-        <w:t xml:space="preserve"> </w:t>
-      </w:r>
-      <w:proofErr w:type="spellStart"/>
-      <w:r>
-        <w:t>dụng</w:t>
-      </w:r>
-      <w:proofErr w:type="spellEnd"/>
-      <w:r>
-        <w:t xml:space="preserve"> </w:t>
-      </w:r>
-      <w:proofErr w:type="spellStart"/>
-      <w:r>
-        <w:t>hiệu</w:t>
-      </w:r>
-      <w:proofErr w:type="spellEnd"/>
-      <w:r>
-        <w:t xml:space="preserve"> </w:t>
-      </w:r>
-      <w:proofErr w:type="spellStart"/>
-      <w:r>
-        <w:t>quả</w:t>
-      </w:r>
-      <w:proofErr w:type="spellEnd"/>
-      <w:r>
-        <w:t xml:space="preserve"> HTML5, CSS3, Bootstrap </w:t>
+        <w:t>tối</w:t>
+      </w:r>
+      <w:proofErr w:type="spellEnd"/>
+      <w:r>
+        <w:t xml:space="preserve"> </w:t>
+      </w:r>
+      <w:proofErr w:type="spellStart"/>
+      <w:r>
+        <w:t>ưu</w:t>
+      </w:r>
+      <w:proofErr w:type="spellEnd"/>
+      <w:r>
+        <w:t xml:space="preserve"> </w:t>
+      </w:r>
+      <w:proofErr w:type="spellStart"/>
+      <w:r>
+        <w:t>trải</w:t>
+      </w:r>
+      <w:proofErr w:type="spellEnd"/>
+      <w:r>
+        <w:t xml:space="preserve"> </w:t>
+      </w:r>
+      <w:proofErr w:type="spellStart"/>
+      <w:r>
+        <w:t>nghiệm</w:t>
+      </w:r>
+      <w:proofErr w:type="spellEnd"/>
+      <w:r>
+        <w:t xml:space="preserve"> </w:t>
+      </w:r>
+      <w:proofErr w:type="spellStart"/>
+      <w:r>
+        <w:t>người</w:t>
+      </w:r>
+      <w:proofErr w:type="spellEnd"/>
+      <w:r>
+        <w:t xml:space="preserve"> </w:t>
+      </w:r>
+      <w:proofErr w:type="spellStart"/>
+      <w:r>
+        <w:t>dùng</w:t>
+      </w:r>
+      <w:proofErr w:type="spellEnd"/>
+      <w:r>
+        <w:t xml:space="preserve"> </w:t>
       </w:r>
       <w:proofErr w:type="spellStart"/>
       <w:r>
@@ -3604,14 +3508,6 @@
       </w:r>
       <w:proofErr w:type="spellEnd"/>
       <w:r>
-        <w:t xml:space="preserve"> JavaScript </w:t>
-      </w:r>
-      <w:proofErr w:type="spellStart"/>
-      <w:r>
-        <w:t>để</w:t>
-      </w:r>
-      <w:proofErr w:type="spellEnd"/>
-      <w:r>
         <w:t xml:space="preserve"> </w:t>
       </w:r>
       <w:proofErr w:type="spellStart"/>
@@ -3632,204 +3528,11 @@
       </w:r>
       <w:proofErr w:type="spellStart"/>
       <w:r>
-        <w:t>một</w:t>
-      </w:r>
-      <w:proofErr w:type="spellEnd"/>
-      <w:r>
-        <w:t xml:space="preserve"> website portfolio </w:t>
-      </w:r>
-      <w:proofErr w:type="spellStart"/>
-      <w:r>
-        <w:t>hoàn</w:t>
-      </w:r>
-      <w:proofErr w:type="spellEnd"/>
-      <w:r>
-        <w:t xml:space="preserve"> </w:t>
-      </w:r>
-      <w:proofErr w:type="spellStart"/>
-      <w:r>
-        <w:t>chỉnh</w:t>
-      </w:r>
-      <w:proofErr w:type="spellEnd"/>
-      <w:r>
-        <w:t xml:space="preserve">. </w:t>
-      </w:r>
-      <w:proofErr w:type="spellStart"/>
-      <w:r>
-        <w:t>Dự</w:t>
-      </w:r>
-      <w:proofErr w:type="spellEnd"/>
-      <w:r>
-        <w:t xml:space="preserve"> </w:t>
-      </w:r>
-      <w:proofErr w:type="spellStart"/>
-      <w:r>
-        <w:t>án</w:t>
-      </w:r>
-      <w:proofErr w:type="spellEnd"/>
-      <w:r>
-        <w:t xml:space="preserve"> </w:t>
-      </w:r>
-      <w:proofErr w:type="spellStart"/>
-      <w:r>
-        <w:t>giúp</w:t>
-      </w:r>
-      <w:proofErr w:type="spellEnd"/>
-      <w:r>
-        <w:t xml:space="preserve"> </w:t>
-      </w:r>
-      <w:proofErr w:type="spellStart"/>
-      <w:r>
-        <w:t>tôi</w:t>
-      </w:r>
-      <w:proofErr w:type="spellEnd"/>
-      <w:r>
-        <w:t xml:space="preserve"> </w:t>
-      </w:r>
-      <w:proofErr w:type="spellStart"/>
-      <w:r>
-        <w:lastRenderedPageBreak/>
-        <w:t>hiểu</w:t>
-      </w:r>
-      <w:proofErr w:type="spellEnd"/>
-      <w:r>
-        <w:t xml:space="preserve"> </w:t>
-      </w:r>
-      <w:proofErr w:type="spellStart"/>
-      <w:r>
-        <w:t>rõ</w:t>
-      </w:r>
-      <w:proofErr w:type="spellEnd"/>
-      <w:r>
-        <w:t xml:space="preserve"> </w:t>
-      </w:r>
-      <w:proofErr w:type="spellStart"/>
-      <w:r>
-        <w:t>hơn</w:t>
-      </w:r>
-      <w:proofErr w:type="spellEnd"/>
-      <w:r>
-        <w:t xml:space="preserve"> </w:t>
-      </w:r>
-      <w:proofErr w:type="spellStart"/>
-      <w:r>
-        <w:t>về</w:t>
-      </w:r>
-      <w:proofErr w:type="spellEnd"/>
-      <w:r>
-        <w:t xml:space="preserve"> </w:t>
-      </w:r>
-      <w:proofErr w:type="spellStart"/>
-      <w:r>
-        <w:t>thiết</w:t>
-      </w:r>
-      <w:proofErr w:type="spellEnd"/>
-      <w:r>
-        <w:t xml:space="preserve"> </w:t>
-      </w:r>
-      <w:proofErr w:type="spellStart"/>
-      <w:r>
-        <w:t>kế</w:t>
-      </w:r>
-      <w:proofErr w:type="spellEnd"/>
-      <w:r>
-        <w:t xml:space="preserve"> </w:t>
-      </w:r>
-      <w:proofErr w:type="spellStart"/>
-      <w:r>
-        <w:t>giao</w:t>
-      </w:r>
-      <w:proofErr w:type="spellEnd"/>
-      <w:r>
-        <w:t xml:space="preserve"> </w:t>
-      </w:r>
-      <w:proofErr w:type="spellStart"/>
-      <w:r>
-        <w:t>diện</w:t>
-      </w:r>
-      <w:proofErr w:type="spellEnd"/>
-      <w:r>
-        <w:t xml:space="preserve">, responsive web design </w:t>
-      </w:r>
-      <w:proofErr w:type="spellStart"/>
-      <w:r>
-        <w:t>và</w:t>
-      </w:r>
-      <w:proofErr w:type="spellEnd"/>
-      <w:r>
-        <w:t xml:space="preserve"> </w:t>
-      </w:r>
-      <w:proofErr w:type="spellStart"/>
-      <w:r>
-        <w:t>cách</w:t>
-      </w:r>
-      <w:proofErr w:type="spellEnd"/>
-      <w:r>
-        <w:t xml:space="preserve"> </w:t>
-      </w:r>
-      <w:proofErr w:type="spellStart"/>
-      <w:r>
-        <w:t>cải</w:t>
-      </w:r>
-      <w:proofErr w:type="spellEnd"/>
-      <w:r>
-        <w:t xml:space="preserve"> </w:t>
-      </w:r>
-      <w:proofErr w:type="spellStart"/>
-      <w:r>
-        <w:t>thiện</w:t>
-      </w:r>
-      <w:proofErr w:type="spellEnd"/>
-      <w:r>
-        <w:t xml:space="preserve"> </w:t>
-      </w:r>
-      <w:proofErr w:type="spellStart"/>
-      <w:r>
-        <w:t>trải</w:t>
-      </w:r>
-      <w:proofErr w:type="spellEnd"/>
-      <w:r>
-        <w:t xml:space="preserve"> </w:t>
-      </w:r>
-      <w:proofErr w:type="spellStart"/>
-      <w:r>
-        <w:t>nghiệm</w:t>
-      </w:r>
-      <w:proofErr w:type="spellEnd"/>
-      <w:r>
-        <w:t xml:space="preserve"> </w:t>
-      </w:r>
-      <w:proofErr w:type="spellStart"/>
-      <w:r>
-        <w:t>người</w:t>
-      </w:r>
-      <w:proofErr w:type="spellEnd"/>
-      <w:r>
-        <w:t xml:space="preserve"> </w:t>
-      </w:r>
-      <w:proofErr w:type="spellStart"/>
-      <w:r>
-        <w:t>dùng</w:t>
-      </w:r>
-      <w:proofErr w:type="spellEnd"/>
-      <w:r>
-        <w:t xml:space="preserve">, </w:t>
-      </w:r>
-      <w:proofErr w:type="spellStart"/>
-      <w:r>
-        <w:t>đồng</w:t>
-      </w:r>
-      <w:proofErr w:type="spellEnd"/>
-      <w:r>
-        <w:t xml:space="preserve"> </w:t>
-      </w:r>
-      <w:proofErr w:type="spellStart"/>
-      <w:r>
-        <w:t>thời</w:t>
-      </w:r>
-      <w:proofErr w:type="spellEnd"/>
-      <w:r>
-        <w:t xml:space="preserve"> </w:t>
+        <w:t>các</w:t>
+      </w:r>
+      <w:proofErr w:type="spellEnd"/>
+      <w:r>
+        <w:t xml:space="preserve"> website responsive </w:t>
       </w:r>
       <w:proofErr w:type="spellStart"/>
       <w:r>
@@ -3849,74 +3552,38 @@
       </w:r>
       <w:proofErr w:type="spellStart"/>
       <w:r>
-        <w:t>đầy</w:t>
-      </w:r>
-      <w:proofErr w:type="spellEnd"/>
-      <w:r>
-        <w:t xml:space="preserve"> </w:t>
-      </w:r>
-      <w:proofErr w:type="spellStart"/>
-      <w:r>
-        <w:t>đủ</w:t>
-      </w:r>
-      <w:proofErr w:type="spellEnd"/>
-      <w:r>
-        <w:t xml:space="preserve"> </w:t>
-      </w:r>
-      <w:proofErr w:type="spellStart"/>
-      <w:r>
-        <w:t>các</w:t>
-      </w:r>
-      <w:proofErr w:type="spellEnd"/>
-      <w:r>
-        <w:t xml:space="preserve"> </w:t>
-      </w:r>
-      <w:proofErr w:type="spellStart"/>
-      <w:r>
-        <w:t>tiêu</w:t>
-      </w:r>
-      <w:proofErr w:type="spellEnd"/>
-      <w:r>
-        <w:t xml:space="preserve"> </w:t>
-      </w:r>
-      <w:proofErr w:type="spellStart"/>
-      <w:r>
-        <w:t>chí</w:t>
-      </w:r>
-      <w:proofErr w:type="spellEnd"/>
-      <w:r>
-        <w:t xml:space="preserve"> </w:t>
-      </w:r>
-      <w:proofErr w:type="spellStart"/>
-      <w:r>
-        <w:t>của</w:t>
-      </w:r>
-      <w:proofErr w:type="spellEnd"/>
-      <w:r>
-        <w:t xml:space="preserve"> </w:t>
-      </w:r>
-      <w:proofErr w:type="spellStart"/>
-      <w:r>
-        <w:t>bài</w:t>
-      </w:r>
-      <w:proofErr w:type="spellEnd"/>
-      <w:r>
-        <w:t xml:space="preserve"> </w:t>
-      </w:r>
-      <w:proofErr w:type="spellStart"/>
-      <w:r>
-        <w:t>tập</w:t>
-      </w:r>
-      <w:proofErr w:type="spellEnd"/>
-      <w:r>
-        <w:t xml:space="preserve"> Coursera.</w:t>
+        <w:t>yêu</w:t>
+      </w:r>
+      <w:proofErr w:type="spellEnd"/>
+      <w:r>
+        <w:t xml:space="preserve"> </w:t>
+      </w:r>
+      <w:proofErr w:type="spellStart"/>
+      <w:r>
+        <w:t>cầu</w:t>
+      </w:r>
+      <w:proofErr w:type="spellEnd"/>
+      <w:r>
+        <w:t xml:space="preserve"> </w:t>
+      </w:r>
+      <w:proofErr w:type="spellStart"/>
+      <w:r>
+        <w:t>thực</w:t>
+      </w:r>
+      <w:proofErr w:type="spellEnd"/>
+      <w:r>
+        <w:t xml:space="preserve"> </w:t>
+      </w:r>
+      <w:proofErr w:type="spellStart"/>
+      <w:r>
+        <w:t>tế</w:t>
+      </w:r>
+      <w:proofErr w:type="spellEnd"/>
+      <w:r>
+        <w:t>.</w:t>
       </w:r>
     </w:p>
-    <w:p>
-      <w:pPr>
-        <w:spacing w:line="240" w:lineRule="auto"/>
-      </w:pPr>
-    </w:p>
+    <w:p/>
     <w:sectPr>
       <w:pgSz w:w="12240" w:h="15840"/>
       <w:pgMar w:top="1440" w:right="1440" w:bottom="1440" w:left="1440" w:header="720" w:footer="720" w:gutter="0"/>
@@ -3930,9 +3597,9 @@
 <file path=word/numbering.xml><?xml version="1.0" encoding="utf-8"?>
 <w:numbering xmlns:wpc="http://schemas.microsoft.com/office/word/2010/wordprocessingCanvas" xmlns:cx="http://schemas.microsoft.com/office/drawing/2014/chartex" xmlns:cx1="http://schemas.microsoft.com/office/drawing/2015/9/8/chartex" xmlns:cx2="http://schemas.microsoft.com/office/drawing/2015/10/21/chartex" xmlns:cx3="http://schemas.microsoft.com/office/drawing/2016/5/9/chartex" xmlns:cx4="http://schemas.microsoft.com/office/drawing/2016/5/10/chartex" xmlns:cx5="http://schemas.microsoft.com/office/drawing/2016/5/11/chartex" xmlns:cx6="http://schemas.microsoft.com/office/drawing/2016/5/12/chartex" xmlns:cx7="http://schemas.microsoft.com/office/drawing/2016/5/13/chartex" xmlns:cx8="http://schemas.microsoft.com/office/drawing/2016/5/14/chartex" xmlns:mc="http://schemas.openxmlformats.org/markup-compatibility/2006" xmlns:aink="http://schemas.microsoft.com/office/drawing/2016/ink" xmlns:am3d="http://schemas.microsoft.com/office/drawing/2017/model3d" xmlns:o="urn:schemas-microsoft-com:office:office" xmlns:oel="http://schemas.microsoft.com/office/2019/extlst" xmlns:r="http://schemas.openxmlformats.org/officeDocument/2006/relationships" xmlns:m="http://schemas.openxmlformats.org/officeDocument/2006/math" xmlns:v="urn:schemas-microsoft-com:vml" xmlns:wp14="http://schemas.microsoft.com/office/word/2010/wordprocessingDrawing" xmlns:wp="http://schemas.openxmlformats.org/drawingml/2006/wordprocessingDrawing" xmlns:w10="urn:schemas-microsoft-com:office:word" xmlns:w="http://schemas.openxmlformats.org/wordprocessingml/2006/main" xmlns:w14="http://schemas.microsoft.com/office/word/2010/wordml" xmlns:w15="http://schemas.microsoft.com/office/word/2012/wordml" xmlns:w16cex="http://schemas.microsoft.com/office/word/2018/wordml/cex" xmlns:w16cid="http://schemas.microsoft.com/office/word/2016/wordml/cid" xmlns:w16="http://schemas.microsoft.com/office/word/2018/wordml" xmlns:w16du="http://schemas.microsoft.com/office/word/2023/wordml/word16du" xmlns:w16sdtdh="http://schemas.microsoft.com/office/word/2020/wordml/sdtdatahash" xmlns:w16sdtfl="http://schemas.microsoft.com/office/word/2024/wordml/sdtformatlock" xmlns:w16se="http://schemas.microsoft.com/office/word/2015/wordml/symex" xmlns:wpg="http://schemas.microsoft.com/office/word/2010/wordprocessingGroup" xmlns:wpi="http://schemas.microsoft.com/office/word/2010/wordprocessingInk" xmlns:wne="http://schemas.microsoft.com/office/word/2006/wordml" xmlns:wps="http://schemas.microsoft.com/office/word/2010/wordprocessingShape" mc:Ignorable="w14 w15 w16se w16cid w16 w16cex w16sdtdh w16sdtfl w16du wp14">
   <w:abstractNum w:abstractNumId="0" w15:restartNumberingAfterBreak="0">
-    <w:nsid w:val="056240E8"/>
+    <w:nsid w:val="003F1C76"/>
     <w:multiLevelType w:val="multilevel"/>
-    <w:tmpl w:val="7CEE5790"/>
+    <w:tmpl w:val="1C461DE6"/>
     <w:lvl w:ilvl="0">
       <w:start w:val="1"/>
       <w:numFmt w:val="bullet"/>
@@ -4079,9 +3746,9 @@
     </w:lvl>
   </w:abstractNum>
   <w:abstractNum w:abstractNumId="1" w15:restartNumberingAfterBreak="0">
-    <w:nsid w:val="323E3B41"/>
+    <w:nsid w:val="0C8C08E8"/>
     <w:multiLevelType w:val="multilevel"/>
-    <w:tmpl w:val="C3C4E750"/>
+    <w:tmpl w:val="A940AB94"/>
     <w:lvl w:ilvl="0">
       <w:start w:val="1"/>
       <w:numFmt w:val="bullet"/>
@@ -4228,9 +3895,9 @@
     </w:lvl>
   </w:abstractNum>
   <w:abstractNum w:abstractNumId="2" w15:restartNumberingAfterBreak="0">
-    <w:nsid w:val="44F66722"/>
+    <w:nsid w:val="12DC298C"/>
     <w:multiLevelType w:val="multilevel"/>
-    <w:tmpl w:val="B2ACE218"/>
+    <w:tmpl w:val="10584284"/>
     <w:lvl w:ilvl="0">
       <w:start w:val="1"/>
       <w:numFmt w:val="bullet"/>
@@ -4377,9 +4044,9 @@
     </w:lvl>
   </w:abstractNum>
   <w:abstractNum w:abstractNumId="3" w15:restartNumberingAfterBreak="0">
-    <w:nsid w:val="7ECF29C9"/>
+    <w:nsid w:val="1C521C2D"/>
     <w:multiLevelType w:val="multilevel"/>
-    <w:tmpl w:val="6C3E107A"/>
+    <w:tmpl w:val="505AEFA6"/>
     <w:lvl w:ilvl="0">
       <w:start w:val="1"/>
       <w:numFmt w:val="bullet"/>
@@ -4525,16 +4192,16 @@
       </w:rPr>
     </w:lvl>
   </w:abstractNum>
-  <w:num w:numId="1" w16cid:durableId="1267809168">
+  <w:num w:numId="1" w16cid:durableId="1082725730">
     <w:abstractNumId w:val="0"/>
   </w:num>
-  <w:num w:numId="2" w16cid:durableId="486288484">
+  <w:num w:numId="2" w16cid:durableId="2030057982">
+    <w:abstractNumId w:val="1"/>
+  </w:num>
+  <w:num w:numId="3" w16cid:durableId="466702581">
     <w:abstractNumId w:val="2"/>
   </w:num>
-  <w:num w:numId="3" w16cid:durableId="1437142630">
-    <w:abstractNumId w:val="1"/>
-  </w:num>
-  <w:num w:numId="4" w16cid:durableId="901216157">
+  <w:num w:numId="4" w16cid:durableId="819231235">
     <w:abstractNumId w:val="3"/>
   </w:num>
 </w:numbering>
@@ -4950,7 +4617,7 @@
     <w:link w:val="Heading1Char"/>
     <w:uiPriority w:val="9"/>
     <w:qFormat/>
-    <w:rsid w:val="00345A32"/>
+    <w:rsid w:val="00925F07"/>
     <w:pPr>
       <w:keepNext/>
       <w:keepLines/>
@@ -4973,7 +4640,7 @@
     <w:semiHidden/>
     <w:unhideWhenUsed/>
     <w:qFormat/>
-    <w:rsid w:val="00345A32"/>
+    <w:rsid w:val="00925F07"/>
     <w:pPr>
       <w:keepNext/>
       <w:keepLines/>
@@ -4995,7 +4662,7 @@
     <w:semiHidden/>
     <w:unhideWhenUsed/>
     <w:qFormat/>
-    <w:rsid w:val="00345A32"/>
+    <w:rsid w:val="00925F07"/>
     <w:pPr>
       <w:keepNext/>
       <w:keepLines/>
@@ -5018,7 +4685,7 @@
     <w:semiHidden/>
     <w:unhideWhenUsed/>
     <w:qFormat/>
-    <w:rsid w:val="00345A32"/>
+    <w:rsid w:val="00925F07"/>
     <w:pPr>
       <w:keepNext/>
       <w:keepLines/>
@@ -5041,7 +4708,7 @@
     <w:semiHidden/>
     <w:unhideWhenUsed/>
     <w:qFormat/>
-    <w:rsid w:val="00345A32"/>
+    <w:rsid w:val="00925F07"/>
     <w:pPr>
       <w:keepNext/>
       <w:keepLines/>
@@ -5062,7 +4729,7 @@
     <w:semiHidden/>
     <w:unhideWhenUsed/>
     <w:qFormat/>
-    <w:rsid w:val="00345A32"/>
+    <w:rsid w:val="00925F07"/>
     <w:pPr>
       <w:keepNext/>
       <w:keepLines/>
@@ -5085,7 +4752,7 @@
     <w:semiHidden/>
     <w:unhideWhenUsed/>
     <w:qFormat/>
-    <w:rsid w:val="00345A32"/>
+    <w:rsid w:val="00925F07"/>
     <w:pPr>
       <w:keepNext/>
       <w:keepLines/>
@@ -5106,7 +4773,7 @@
     <w:semiHidden/>
     <w:unhideWhenUsed/>
     <w:qFormat/>
-    <w:rsid w:val="00345A32"/>
+    <w:rsid w:val="00925F07"/>
     <w:pPr>
       <w:keepNext/>
       <w:keepLines/>
@@ -5129,7 +4796,7 @@
     <w:semiHidden/>
     <w:unhideWhenUsed/>
     <w:qFormat/>
-    <w:rsid w:val="00345A32"/>
+    <w:rsid w:val="00925F07"/>
     <w:pPr>
       <w:keepNext/>
       <w:keepLines/>
@@ -5172,7 +4839,7 @@
     <w:basedOn w:val="DefaultParagraphFont"/>
     <w:link w:val="Heading1"/>
     <w:uiPriority w:val="9"/>
-    <w:rsid w:val="00345A32"/>
+    <w:rsid w:val="00925F07"/>
     <w:rPr>
       <w:rFonts w:asciiTheme="majorHAnsi" w:eastAsiaTheme="majorEastAsia" w:hAnsiTheme="majorHAnsi" w:cstheme="majorBidi"/>
       <w:color w:val="0F4761" w:themeColor="accent1" w:themeShade="BF"/>
@@ -5186,7 +4853,7 @@
     <w:link w:val="Heading2"/>
     <w:uiPriority w:val="9"/>
     <w:semiHidden/>
-    <w:rsid w:val="00345A32"/>
+    <w:rsid w:val="00925F07"/>
     <w:rPr>
       <w:rFonts w:asciiTheme="majorHAnsi" w:eastAsiaTheme="majorEastAsia" w:hAnsiTheme="majorHAnsi" w:cstheme="majorBidi"/>
       <w:color w:val="0F4761" w:themeColor="accent1" w:themeShade="BF"/>
@@ -5199,7 +4866,7 @@
     <w:link w:val="Heading3"/>
     <w:uiPriority w:val="9"/>
     <w:semiHidden/>
-    <w:rsid w:val="00345A32"/>
+    <w:rsid w:val="00925F07"/>
     <w:rPr>
       <w:rFonts w:asciiTheme="minorHAnsi" w:eastAsiaTheme="majorEastAsia" w:hAnsiTheme="minorHAnsi" w:cstheme="majorBidi"/>
       <w:color w:val="0F4761" w:themeColor="accent1" w:themeShade="BF"/>
@@ -5213,7 +4880,7 @@
     <w:link w:val="Heading4"/>
     <w:uiPriority w:val="9"/>
     <w:semiHidden/>
-    <w:rsid w:val="00345A32"/>
+    <w:rsid w:val="00925F07"/>
     <w:rPr>
       <w:rFonts w:asciiTheme="minorHAnsi" w:eastAsiaTheme="majorEastAsia" w:hAnsiTheme="minorHAnsi" w:cstheme="majorBidi"/>
       <w:i/>
@@ -5227,7 +4894,7 @@
     <w:link w:val="Heading5"/>
     <w:uiPriority w:val="9"/>
     <w:semiHidden/>
-    <w:rsid w:val="00345A32"/>
+    <w:rsid w:val="00925F07"/>
     <w:rPr>
       <w:rFonts w:asciiTheme="minorHAnsi" w:eastAsiaTheme="majorEastAsia" w:hAnsiTheme="minorHAnsi" w:cstheme="majorBidi"/>
       <w:color w:val="0F4761" w:themeColor="accent1" w:themeShade="BF"/>
@@ -5239,7 +4906,7 @@
     <w:link w:val="Heading6"/>
     <w:uiPriority w:val="9"/>
     <w:semiHidden/>
-    <w:rsid w:val="00345A32"/>
+    <w:rsid w:val="00925F07"/>
     <w:rPr>
       <w:rFonts w:asciiTheme="minorHAnsi" w:eastAsiaTheme="majorEastAsia" w:hAnsiTheme="minorHAnsi" w:cstheme="majorBidi"/>
       <w:i/>
@@ -5253,7 +4920,7 @@
     <w:link w:val="Heading7"/>
     <w:uiPriority w:val="9"/>
     <w:semiHidden/>
-    <w:rsid w:val="00345A32"/>
+    <w:rsid w:val="00925F07"/>
     <w:rPr>
       <w:rFonts w:asciiTheme="minorHAnsi" w:eastAsiaTheme="majorEastAsia" w:hAnsiTheme="minorHAnsi" w:cstheme="majorBidi"/>
       <w:color w:val="595959" w:themeColor="text1" w:themeTint="A6"/>
@@ -5265,7 +4932,7 @@
     <w:link w:val="Heading8"/>
     <w:uiPriority w:val="9"/>
     <w:semiHidden/>
-    <w:rsid w:val="00345A32"/>
+    <w:rsid w:val="00925F07"/>
     <w:rPr>
       <w:rFonts w:asciiTheme="minorHAnsi" w:eastAsiaTheme="majorEastAsia" w:hAnsiTheme="minorHAnsi" w:cstheme="majorBidi"/>
       <w:i/>
@@ -5279,7 +4946,7 @@
     <w:link w:val="Heading9"/>
     <w:uiPriority w:val="9"/>
     <w:semiHidden/>
-    <w:rsid w:val="00345A32"/>
+    <w:rsid w:val="00925F07"/>
     <w:rPr>
       <w:rFonts w:asciiTheme="minorHAnsi" w:eastAsiaTheme="majorEastAsia" w:hAnsiTheme="minorHAnsi" w:cstheme="majorBidi"/>
       <w:color w:val="272727" w:themeColor="text1" w:themeTint="D8"/>
@@ -5292,7 +4959,7 @@
     <w:link w:val="TitleChar"/>
     <w:uiPriority w:val="10"/>
     <w:qFormat/>
-    <w:rsid w:val="00345A32"/>
+    <w:rsid w:val="00925F07"/>
     <w:pPr>
       <w:spacing w:after="80" w:line="240" w:lineRule="auto"/>
       <w:contextualSpacing/>
@@ -5311,7 +4978,7 @@
     <w:basedOn w:val="DefaultParagraphFont"/>
     <w:link w:val="Title"/>
     <w:uiPriority w:val="10"/>
-    <w:rsid w:val="00345A32"/>
+    <w:rsid w:val="00925F07"/>
     <w:rPr>
       <w:rFonts w:asciiTheme="majorHAnsi" w:eastAsiaTheme="majorEastAsia" w:hAnsiTheme="majorHAnsi" w:cstheme="majorBidi"/>
       <w:color w:val="auto"/>
@@ -5328,7 +4995,7 @@
     <w:link w:val="SubtitleChar"/>
     <w:uiPriority w:val="11"/>
     <w:qFormat/>
-    <w:rsid w:val="00345A32"/>
+    <w:rsid w:val="00925F07"/>
     <w:pPr>
       <w:numPr>
         <w:ilvl w:val="1"/>
@@ -5347,7 +5014,7 @@
     <w:basedOn w:val="DefaultParagraphFont"/>
     <w:link w:val="Subtitle"/>
     <w:uiPriority w:val="11"/>
-    <w:rsid w:val="00345A32"/>
+    <w:rsid w:val="00925F07"/>
     <w:rPr>
       <w:rFonts w:asciiTheme="minorHAnsi" w:eastAsiaTheme="majorEastAsia" w:hAnsiTheme="minorHAnsi" w:cstheme="majorBidi"/>
       <w:color w:val="595959" w:themeColor="text1" w:themeTint="A6"/>
@@ -5363,7 +5030,7 @@
     <w:link w:val="QuoteChar"/>
     <w:uiPriority w:val="29"/>
     <w:qFormat/>
-    <w:rsid w:val="00345A32"/>
+    <w:rsid w:val="00925F07"/>
     <w:pPr>
       <w:spacing w:before="160"/>
       <w:jc w:val="center"/>
@@ -5379,7 +5046,7 @@
     <w:basedOn w:val="DefaultParagraphFont"/>
     <w:link w:val="Quote"/>
     <w:uiPriority w:val="29"/>
-    <w:rsid w:val="00345A32"/>
+    <w:rsid w:val="00925F07"/>
     <w:rPr>
       <w:i/>
       <w:iCs/>
@@ -5391,7 +5058,7 @@
     <w:basedOn w:val="Normal"/>
     <w:uiPriority w:val="34"/>
     <w:qFormat/>
-    <w:rsid w:val="00345A32"/>
+    <w:rsid w:val="00925F07"/>
     <w:pPr>
       <w:ind w:left="720"/>
       <w:contextualSpacing/>
@@ -5402,7 +5069,7 @@
     <w:basedOn w:val="DefaultParagraphFont"/>
     <w:uiPriority w:val="21"/>
     <w:qFormat/>
-    <w:rsid w:val="00345A32"/>
+    <w:rsid w:val="00925F07"/>
     <w:rPr>
       <w:i/>
       <w:iCs/>
@@ -5416,7 +5083,7 @@
     <w:link w:val="IntenseQuoteChar"/>
     <w:uiPriority w:val="30"/>
     <w:qFormat/>
-    <w:rsid w:val="00345A32"/>
+    <w:rsid w:val="00925F07"/>
     <w:pPr>
       <w:pBdr>
         <w:top w:val="single" w:sz="4" w:space="10" w:color="0F4761" w:themeColor="accent1" w:themeShade="BF"/>
@@ -5437,7 +5104,7 @@
     <w:basedOn w:val="DefaultParagraphFont"/>
     <w:link w:val="IntenseQuote"/>
     <w:uiPriority w:val="30"/>
-    <w:rsid w:val="00345A32"/>
+    <w:rsid w:val="00925F07"/>
     <w:rPr>
       <w:i/>
       <w:iCs/>
@@ -5449,7 +5116,7 @@
     <w:basedOn w:val="DefaultParagraphFont"/>
     <w:uiPriority w:val="32"/>
     <w:qFormat/>
-    <w:rsid w:val="00345A32"/>
+    <w:rsid w:val="00925F07"/>
     <w:rPr>
       <w:b/>
       <w:bCs w:val="0"/>
